--- a/07运维服务能力管理内审和管理评审的制度、计划和报告及内审检查表/CYYH-ITSS-07-05 内审报告.docx
+++ b/07运维服务能力管理内审和管理评审的制度、计划和报告及内审检查表/CYYH-ITSS-07-05 内审报告.docx
@@ -1,7 +1,6 @@
 
 <file path=word/document.xml><?xml version="1.0" encoding="utf-8"?>
-<w:document xmlns:wpc="http://schemas.microsoft.com/office/word/2010/wordprocessingCanvas" xmlns:mc="http://schemas.openxmlformats.org/markup-compatibility/2006" xmlns:o="urn:schemas-microsoft-com:office:office" xmlns:r="http://schemas.openxmlformats.org/officeDocument/2006/relationships" xmlns:m="http://schemas.openxmlformats.org/officeDocument/2006/math" xmlns:v="urn:schemas-microsoft-com:vml" xmlns:wp14="http://schemas.microsoft.com/office/word/2010/wordprocessingDrawing" xmlns:wp="http://schemas.openxmlformats.org/drawingml/2006/wordprocessingDrawing" xmlns:w10="urn:schemas-microsoft-com:office:word" xmlns:w="http://schemas.openxmlformats.org/wordprocessingml/2006/main" xmlns:w14="http://schemas.microsoft.com/office/word/2010/wordml" xmlns:w15="http://schemas.microsoft.com/office/word/2012/wordml" xmlns:wne="http://schemas.microsoft.com/office/word/2006/wordml" xmlns:wpg="http://schemas.microsoft.com/office/word/2010/wordprocessingGroup" xmlns:wpi="http://schemas.microsoft.com/office/word/2010/wordprocessingInk" xmlns:wps="http://schemas.microsoft.com/office/word/2010/wordprocessingShape" mc:Ignorable="w14 w15 wp14">
-  <!-- Generated by Aspose.Words for .NET 13.3.0.1 -->
+<w:document xmlns:wpc="http://schemas.microsoft.com/office/word/2010/wordprocessingCanvas" xmlns:mc="http://schemas.openxmlformats.org/markup-compatibility/2006" xmlns:o="urn:schemas-microsoft-com:office:office" xmlns:r="http://schemas.openxmlformats.org/officeDocument/2006/relationships" xmlns:m="http://schemas.openxmlformats.org/officeDocument/2006/math" xmlns:v="urn:schemas-microsoft-com:vml" xmlns:wp14="http://schemas.microsoft.com/office/word/2010/wordprocessingDrawing" xmlns:wp="http://schemas.openxmlformats.org/drawingml/2006/wordprocessingDrawing" xmlns:w="http://schemas.openxmlformats.org/wordprocessingml/2006/main" xmlns:w14="http://schemas.microsoft.com/office/word/2010/wordml" xmlns:w10="urn:schemas-microsoft-com:office:word" xmlns:w15="http://schemas.microsoft.com/office/word/2012/wordml" xmlns:wpg="http://schemas.microsoft.com/office/word/2010/wordprocessingGroup" xmlns:wpi="http://schemas.microsoft.com/office/word/2010/wordprocessingInk" xmlns:wne="http://schemas.microsoft.com/office/word/2006/wordml" xmlns:wps="http://schemas.microsoft.com/office/word/2010/wordprocessingShape" xmlns:wpsCustomData="http://www.wps.cn/officeDocument/2013/wpsCustomData" mc:Ignorable="w14 w15 wp14">
   <w:body>
     <w:p>
       <w:pPr>
@@ -13,7 +12,7 @@
         </w:rPr>
         <w:drawing>
           <wp:inline distT="0" distB="0" distL="0" distR="0">
-            <wp:extent cx="698269" cy="271753"/>
+            <wp:extent cx="697865" cy="271145"/>
             <wp:effectExtent l="0" t="0" r="0" b="0"/>
             <wp:docPr id="2" name="IM 2"/>
             <wp:cNvGraphicFramePr/>
@@ -25,13 +24,13 @@
                     <pic:cNvPicPr/>
                   </pic:nvPicPr>
                   <pic:blipFill>
-                    <a:blip xmlns:r="http://schemas.openxmlformats.org/officeDocument/2006/relationships" r:embed="rId4"/>
+                    <a:blip r:embed="rId8"/>
                     <a:stretch>
                       <a:fillRect/>
                     </a:stretch>
                   </pic:blipFill>
                   <pic:spPr>
-                    <a:xfrm rot="0">
+                    <a:xfrm>
                       <a:off x="0" y="0"/>
                       <a:ext cx="698269" cy="271753"/>
                     </a:xfrm>
@@ -48,31 +47,31 @@
     </w:p>
     <w:p>
       <w:pPr>
-        <w:pStyle w:val="BodyText"/>
+        <w:pStyle w:val="2"/>
         <w:spacing w:line="264" w:lineRule="auto"/>
       </w:pPr>
     </w:p>
     <w:p>
       <w:pPr>
-        <w:pStyle w:val="BodyText"/>
+        <w:pStyle w:val="2"/>
         <w:spacing w:line="265" w:lineRule="auto"/>
       </w:pPr>
     </w:p>
     <w:p>
       <w:pPr>
-        <w:pStyle w:val="BodyText"/>
+        <w:pStyle w:val="2"/>
         <w:spacing w:line="265" w:lineRule="auto"/>
       </w:pPr>
     </w:p>
     <w:p>
       <w:pPr>
-        <w:pStyle w:val="BodyText"/>
+        <w:pStyle w:val="2"/>
         <w:spacing w:line="265" w:lineRule="auto"/>
       </w:pPr>
     </w:p>
     <w:p>
       <w:pPr>
-        <w:pStyle w:val="BodyText"/>
+        <w:pStyle w:val="2"/>
         <w:spacing w:line="265" w:lineRule="auto"/>
       </w:pPr>
     </w:p>
@@ -82,14 +81,14 @@
         <w:ind w:left="1463"/>
         <w:outlineLvl w:val="0"/>
         <w:rPr>
-          <w:rFonts w:ascii="SimHei" w:eastAsia="SimHei" w:hAnsi="SimHei" w:cs="SimHei"/>
+          <w:rFonts w:ascii="黑体" w:hAnsi="黑体" w:eastAsia="黑体" w:cs="黑体"/>
           <w:sz w:val="43"/>
           <w:szCs w:val="43"/>
         </w:rPr>
       </w:pPr>
       <w:r>
         <w:rPr>
-          <w:rFonts w:ascii="SimHei" w:eastAsia="SimHei" w:hAnsi="SimHei" w:cs="SimHei"/>
+          <w:rFonts w:ascii="黑体" w:hAnsi="黑体" w:eastAsia="黑体" w:cs="黑体"/>
           <w:b/>
           <w:bCs/>
           <w:spacing w:val="6"/>
@@ -101,13 +100,13 @@
     </w:p>
     <w:p>
       <w:pPr>
-        <w:pStyle w:val="BodyText"/>
+        <w:pStyle w:val="2"/>
         <w:spacing w:line="315" w:lineRule="auto"/>
       </w:pPr>
     </w:p>
     <w:p>
       <w:pPr>
-        <w:pStyle w:val="BodyText"/>
+        <w:pStyle w:val="2"/>
         <w:spacing w:line="315" w:lineRule="auto"/>
       </w:pPr>
     </w:p>
@@ -117,14 +116,14 @@
         <w:ind w:left="3700"/>
         <w:outlineLvl w:val="0"/>
         <w:rPr>
-          <w:rFonts w:ascii="SimHei" w:eastAsia="SimHei" w:hAnsi="SimHei" w:cs="SimHei"/>
+          <w:rFonts w:ascii="黑体" w:hAnsi="黑体" w:eastAsia="黑体" w:cs="黑体"/>
           <w:sz w:val="43"/>
           <w:szCs w:val="43"/>
         </w:rPr>
       </w:pPr>
       <w:r>
         <w:rPr>
-          <w:rFonts w:ascii="SimHei" w:eastAsia="SimHei" w:hAnsi="SimHei" w:cs="SimHei"/>
+          <w:rFonts w:ascii="黑体" w:hAnsi="黑体" w:eastAsia="黑体" w:cs="黑体"/>
           <w:b/>
           <w:bCs/>
           <w:spacing w:val="-5"/>
@@ -136,140 +135,62 @@
     </w:p>
     <w:p>
       <w:pPr>
-        <w:pStyle w:val="BodyText"/>
+        <w:pStyle w:val="2"/>
         <w:spacing w:line="249" w:lineRule="auto"/>
       </w:pPr>
     </w:p>
     <w:p>
       <w:pPr>
-        <w:pStyle w:val="BodyText"/>
+        <w:pStyle w:val="2"/>
         <w:spacing w:line="249" w:lineRule="auto"/>
       </w:pPr>
     </w:p>
     <w:p>
       <w:pPr>
-        <w:pStyle w:val="BodyText"/>
+        <w:pStyle w:val="2"/>
         <w:spacing w:line="249" w:lineRule="auto"/>
       </w:pPr>
     </w:p>
     <w:p>
       <w:pPr>
-        <w:pStyle w:val="BodyText"/>
+        <w:pStyle w:val="2"/>
         <w:spacing w:line="249" w:lineRule="auto"/>
       </w:pPr>
     </w:p>
     <w:p>
       <w:pPr>
-        <w:pStyle w:val="BodyText"/>
+        <w:pStyle w:val="2"/>
         <w:spacing w:line="249" w:lineRule="auto"/>
       </w:pPr>
     </w:p>
     <w:p>
       <w:pPr>
-        <w:pStyle w:val="BodyText"/>
+        <w:pStyle w:val="2"/>
         <w:spacing w:line="249" w:lineRule="auto"/>
       </w:pPr>
     </w:p>
     <w:p>
       <w:pPr>
-        <w:pStyle w:val="BodyText"/>
+        <w:pStyle w:val="2"/>
         <w:spacing w:line="249" w:lineRule="auto"/>
       </w:pPr>
     </w:p>
     <w:p>
       <w:pPr>
-        <w:pStyle w:val="BodyText"/>
+        <w:pStyle w:val="2"/>
         <w:spacing w:line="249" w:lineRule="auto"/>
       </w:pPr>
     </w:p>
     <w:p>
       <w:pPr>
-        <w:pStyle w:val="BodyText"/>
+        <w:pStyle w:val="2"/>
         <w:spacing w:line="249" w:lineRule="auto"/>
       </w:pPr>
     </w:p>
     <w:p>
       <w:pPr>
-        <w:pStyle w:val="BodyText"/>
+        <w:pStyle w:val="2"/>
         <w:spacing w:line="249" w:lineRule="auto"/>
-      </w:pPr>
-    </w:p>
-    <w:p>
-      <w:pPr>
-        <w:pStyle w:val="BodyText"/>
-        <w:spacing w:line="249" w:lineRule="auto"/>
-      </w:pPr>
-    </w:p>
-    <w:p>
-      <w:pPr>
-        <w:pStyle w:val="BodyText"/>
-        <w:spacing w:line="249" w:lineRule="auto"/>
-      </w:pPr>
-    </w:p>
-    <w:p>
-      <w:pPr>
-        <w:pStyle w:val="BodyText"/>
-        <w:spacing w:line="249" w:lineRule="auto"/>
-      </w:pPr>
-    </w:p>
-    <w:p>
-      <w:pPr>
-        <w:pStyle w:val="BodyText"/>
-        <w:spacing w:line="249" w:lineRule="auto"/>
-      </w:pPr>
-    </w:p>
-    <w:p>
-      <w:pPr>
-        <w:pStyle w:val="BodyText"/>
-        <w:spacing w:line="249" w:lineRule="auto"/>
-      </w:pPr>
-    </w:p>
-    <w:p>
-      <w:pPr>
-        <w:pStyle w:val="BodyText"/>
-        <w:spacing w:line="249" w:lineRule="auto"/>
-      </w:pPr>
-    </w:p>
-    <w:p>
-      <w:pPr>
-        <w:pStyle w:val="BodyText"/>
-        <w:spacing w:line="249" w:lineRule="auto"/>
-      </w:pPr>
-    </w:p>
-    <w:p>
-      <w:pPr>
-        <w:pStyle w:val="BodyText"/>
-        <w:spacing w:line="249" w:lineRule="auto"/>
-      </w:pPr>
-    </w:p>
-    <w:p>
-      <w:pPr>
-        <w:pStyle w:val="BodyText"/>
-        <w:spacing w:line="249" w:lineRule="auto"/>
-      </w:pPr>
-    </w:p>
-    <w:p>
-      <w:pPr>
-        <w:pStyle w:val="BodyText"/>
-        <w:spacing w:line="249" w:lineRule="auto"/>
-      </w:pPr>
-    </w:p>
-    <w:p>
-      <w:pPr>
-        <w:pStyle w:val="BodyText"/>
-        <w:spacing w:line="249" w:lineRule="auto"/>
-      </w:pPr>
-    </w:p>
-    <w:p>
-      <w:pPr>
-        <w:pStyle w:val="BodyText"/>
-        <w:spacing w:line="249" w:lineRule="auto"/>
-      </w:pPr>
-    </w:p>
-    <w:p>
-      <w:pPr>
-        <w:pStyle w:val="BodyText"/>
-        <w:spacing w:line="250" w:lineRule="auto"/>
       </w:pPr>
     </w:p>
     <w:p>
@@ -278,14 +199,14 @@
         <w:ind w:left="3251"/>
         <w:outlineLvl w:val="0"/>
         <w:rPr>
-          <w:rFonts w:ascii="SimHei" w:eastAsia="SimHei" w:hAnsi="SimHei" w:cs="SimHei"/>
-          <w:sz w:val="30"/>
-          <w:szCs w:val="30"/>
-        </w:rPr>
-      </w:pPr>
-      <w:r>
-        <w:rPr>
-          <w:rFonts w:ascii="SimHei" w:eastAsia="SimHei" w:hAnsi="SimHei" w:cs="SimHei"/>
+          <w:rFonts w:ascii="黑体" w:hAnsi="黑体" w:eastAsia="黑体" w:cs="黑体"/>
+          <w:sz w:val="30"/>
+          <w:szCs w:val="30"/>
+        </w:rPr>
+      </w:pPr>
+      <w:r>
+        <w:rPr>
+          <w:rFonts w:ascii="黑体" w:hAnsi="黑体" w:eastAsia="黑体" w:cs="黑体"/>
           <w:b/>
           <w:bCs/>
           <w:spacing w:val="-3"/>
@@ -296,7 +217,7 @@
       </w:r>
       <w:r>
         <w:rPr>
-          <w:rFonts w:ascii="SimHei" w:eastAsia="SimHei" w:hAnsi="SimHei" w:cs="SimHei"/>
+          <w:rFonts w:ascii="黑体" w:hAnsi="黑体" w:eastAsia="黑体" w:cs="黑体"/>
           <w:spacing w:val="-3"/>
           <w:sz w:val="30"/>
           <w:szCs w:val="30"/>
@@ -305,7 +226,7 @@
       </w:r>
       <w:r>
         <w:rPr>
-          <w:rFonts w:ascii="SimHei" w:eastAsia="SimHei" w:hAnsi="SimHei" w:cs="SimHei"/>
+          <w:rFonts w:ascii="黑体" w:hAnsi="黑体" w:eastAsia="黑体" w:cs="黑体"/>
           <w:b/>
           <w:bCs/>
           <w:spacing w:val="-3"/>
@@ -321,45 +242,106 @@
         <w:ind w:left="3246" w:right="1418" w:hanging="4"/>
         <w:outlineLvl w:val="0"/>
         <w:rPr>
-          <w:rFonts w:ascii="Calibri" w:eastAsia="Calibri" w:hAnsi="Calibri" w:cs="Calibri"/>
-          <w:sz w:val="30"/>
-          <w:szCs w:val="30"/>
-        </w:rPr>
-      </w:pPr>
-      <w:r>
-        <w:rPr>
-          <w:rFonts w:ascii="SimHei" w:eastAsia="SimHei" w:hAnsi="SimHei" w:cs="SimHei"/>
+          <w:rFonts w:ascii="Calibri" w:hAnsi="Calibri" w:eastAsia="Calibri" w:cs="Calibri"/>
           <w:b/>
           <w:bCs/>
           <w:spacing w:val="-10"/>
           <w:sz w:val="30"/>
           <w:szCs w:val="30"/>
         </w:rPr>
-        <w:t>编制时间：</w:t>
-      </w:r>
-      <w:r>
-        <w:rPr>
-          <w:rFonts w:ascii="SimHei" w:eastAsia="SimHei" w:hAnsi="SimHei" w:cs="SimHei"/>
-          <w:spacing w:val="-10"/>
-          <w:sz w:val="30"/>
-          <w:szCs w:val="30"/>
-        </w:rPr>
-        <w:t xml:space="preserve"> </w:t>
-      </w:r>
-      <w:r>
-        <w:rPr>
-          <w:rFonts w:ascii="Calibri" w:eastAsia="Calibri" w:hAnsi="Calibri" w:cs="Calibri"/>
+      </w:pPr>
+      <w:r>
+        <w:rPr>
+          <w:rFonts w:ascii="黑体" w:hAnsi="黑体" w:eastAsia="黑体" w:cs="黑体"/>
           <w:b/>
           <w:bCs/>
           <w:spacing w:val="-10"/>
           <w:sz w:val="30"/>
           <w:szCs w:val="30"/>
         </w:rPr>
-        <w:t>2025年1月8日</w:t>
-      </w:r>
-      <w:r>
-        <w:rPr>
-          <w:rFonts w:ascii="SimHei" w:eastAsia="SimHei" w:hAnsi="SimHei" w:cs="SimHei"/>
+        <w:t>编制时间：</w:t>
+      </w:r>
+      <w:r>
+        <w:rPr>
+          <w:rFonts w:ascii="黑体" w:hAnsi="黑体" w:eastAsia="黑体" w:cs="黑体"/>
+          <w:spacing w:val="-10"/>
+          <w:sz w:val="30"/>
+          <w:szCs w:val="30"/>
+        </w:rPr>
+        <w:t xml:space="preserve"> </w:t>
+      </w:r>
+      <w:r>
+        <w:rPr>
+          <w:rFonts w:ascii="Calibri" w:hAnsi="Calibri" w:eastAsia="Calibri" w:cs="Calibri"/>
+          <w:b/>
+          <w:bCs/>
+          <w:spacing w:val="-10"/>
+          <w:sz w:val="30"/>
+          <w:szCs w:val="30"/>
+        </w:rPr>
+        <w:t>2025年</w:t>
+      </w:r>
+      <w:r>
+        <w:rPr>
+          <w:rFonts w:hint="eastAsia" w:ascii="Calibri" w:hAnsi="Calibri" w:eastAsia="宋体" w:cs="Calibri"/>
+          <w:b/>
+          <w:bCs/>
+          <w:spacing w:val="-10"/>
+          <w:sz w:val="30"/>
+          <w:szCs w:val="30"/>
+          <w:lang w:val="en-US" w:eastAsia="zh-CN"/>
+        </w:rPr>
+        <w:t>9</w:t>
+      </w:r>
+      <w:r>
+        <w:rPr>
+          <w:rFonts w:ascii="Calibri" w:hAnsi="Calibri" w:eastAsia="Calibri" w:cs="Calibri"/>
+          <w:b/>
+          <w:bCs/>
+          <w:spacing w:val="-10"/>
+          <w:sz w:val="30"/>
+          <w:szCs w:val="30"/>
+        </w:rPr>
+        <w:t>月</w:t>
+      </w:r>
+      <w:r>
+        <w:rPr>
+          <w:rFonts w:hint="eastAsia" w:ascii="Calibri" w:hAnsi="Calibri" w:eastAsia="宋体" w:cs="Calibri"/>
+          <w:b/>
+          <w:bCs/>
+          <w:spacing w:val="-10"/>
+          <w:sz w:val="30"/>
+          <w:szCs w:val="30"/>
+          <w:lang w:val="en-US" w:eastAsia="zh-CN"/>
+        </w:rPr>
+        <w:t>20</w:t>
+      </w:r>
+      <w:r>
+        <w:rPr>
+          <w:rFonts w:ascii="Calibri" w:hAnsi="Calibri" w:eastAsia="Calibri" w:cs="Calibri"/>
+          <w:b/>
+          <w:bCs/>
+          <w:spacing w:val="-10"/>
+          <w:sz w:val="30"/>
+          <w:szCs w:val="30"/>
+        </w:rPr>
+        <w:t>日</w:t>
+      </w:r>
+    </w:p>
+    <w:p>
+      <w:pPr>
+        <w:spacing w:before="271" w:line="304" w:lineRule="auto"/>
+        <w:ind w:left="3246" w:right="1418" w:hanging="4"/>
+        <w:outlineLvl w:val="0"/>
+        <w:rPr>
+          <w:rFonts w:ascii="Calibri" w:hAnsi="Calibri" w:eastAsia="Calibri" w:cs="Calibri"/>
+          <w:sz w:val="30"/>
+          <w:szCs w:val="30"/>
+        </w:rPr>
+      </w:pPr>
+      <w:r>
+        <w:rPr>
+          <w:rFonts w:ascii="黑体" w:hAnsi="黑体" w:eastAsia="黑体" w:cs="黑体"/>
           <w:b/>
           <w:bCs/>
           <w:spacing w:val="-2"/>
@@ -370,7 +352,7 @@
       </w:r>
       <w:r>
         <w:rPr>
-          <w:rFonts w:ascii="Calibri" w:eastAsia="Calibri" w:hAnsi="Calibri" w:cs="Calibri"/>
+          <w:rFonts w:ascii="Calibri" w:hAnsi="Calibri" w:eastAsia="Calibri" w:cs="Calibri"/>
           <w:b/>
           <w:bCs/>
           <w:spacing w:val="-2"/>
@@ -386,14 +368,14 @@
         <w:ind w:left="3248" w:right="2765"/>
         <w:outlineLvl w:val="0"/>
         <w:rPr>
-          <w:rFonts w:ascii="SimHei" w:eastAsia="SimHei" w:hAnsi="SimHei" w:cs="SimHei"/>
-          <w:sz w:val="30"/>
-          <w:szCs w:val="30"/>
-        </w:rPr>
-      </w:pPr>
-      <w:r>
-        <w:rPr>
-          <w:rFonts w:ascii="SimHei" w:eastAsia="SimHei" w:hAnsi="SimHei" w:cs="SimHei"/>
+          <w:rFonts w:ascii="黑体" w:hAnsi="黑体" w:eastAsia="黑体" w:cs="黑体"/>
+          <w:sz w:val="30"/>
+          <w:szCs w:val="30"/>
+        </w:rPr>
+      </w:pPr>
+      <w:r>
+        <w:rPr>
+          <w:rFonts w:ascii="黑体" w:hAnsi="黑体" w:eastAsia="黑体" w:cs="黑体"/>
           <w:b/>
           <w:bCs/>
           <w:spacing w:val="-6"/>
@@ -404,7 +386,7 @@
       </w:r>
       <w:r>
         <w:rPr>
-          <w:rFonts w:ascii="SimHei" w:eastAsia="SimHei" w:hAnsi="SimHei" w:cs="SimHei"/>
+          <w:rFonts w:ascii="黑体" w:hAnsi="黑体" w:eastAsia="黑体" w:cs="黑体"/>
           <w:b/>
           <w:bCs/>
           <w:spacing w:val="-4"/>
@@ -415,7 +397,7 @@
       </w:r>
       <w:r>
         <w:rPr>
-          <w:rFonts w:ascii="SimHei" w:eastAsia="SimHei" w:hAnsi="SimHei" w:cs="SimHei"/>
+          <w:rFonts w:ascii="黑体" w:hAnsi="黑体" w:eastAsia="黑体" w:cs="黑体"/>
           <w:b/>
           <w:bCs/>
           <w:spacing w:val="-6"/>
@@ -431,14 +413,14 @@
         <w:ind w:left="3242"/>
         <w:outlineLvl w:val="0"/>
         <w:rPr>
-          <w:rFonts w:ascii="SimHei" w:eastAsia="SimHei" w:hAnsi="SimHei" w:cs="SimHei"/>
-          <w:sz w:val="30"/>
-          <w:szCs w:val="30"/>
-        </w:rPr>
-      </w:pPr>
-      <w:r>
-        <w:rPr>
-          <w:rFonts w:ascii="SimHei" w:eastAsia="SimHei" w:hAnsi="SimHei" w:cs="SimHei"/>
+          <w:rFonts w:ascii="黑体" w:hAnsi="黑体" w:eastAsia="黑体" w:cs="黑体"/>
+          <w:sz w:val="30"/>
+          <w:szCs w:val="30"/>
+        </w:rPr>
+      </w:pPr>
+      <w:r>
+        <w:rPr>
+          <w:rFonts w:ascii="黑体" w:hAnsi="黑体" w:eastAsia="黑体" w:cs="黑体"/>
           <w:b/>
           <w:bCs/>
           <w:spacing w:val="-6"/>
@@ -449,7 +431,7 @@
       </w:r>
       <w:r>
         <w:rPr>
-          <w:rFonts w:ascii="Calibri" w:eastAsia="Calibri" w:hAnsi="Calibri" w:cs="Calibri"/>
+          <w:rFonts w:ascii="Calibri" w:hAnsi="Calibri" w:eastAsia="Calibri" w:cs="Calibri"/>
           <w:b/>
           <w:bCs/>
           <w:spacing w:val="-6"/>
@@ -457,22 +439,74 @@
           <w:szCs w:val="30"/>
           <w:u w:val="single" w:color="auto"/>
         </w:rPr>
-        <w:t xml:space="preserve">  2025年1月8日</w:t>
+        <w:t xml:space="preserve">  2025年</w:t>
+      </w:r>
+      <w:r>
+        <w:rPr>
+          <w:rFonts w:hint="eastAsia" w:ascii="Calibri" w:hAnsi="Calibri" w:eastAsia="宋体" w:cs="Calibri"/>
+          <w:b/>
+          <w:bCs/>
+          <w:spacing w:val="-6"/>
+          <w:sz w:val="30"/>
+          <w:szCs w:val="30"/>
+          <w:u w:val="single" w:color="auto"/>
+          <w:lang w:val="en-US" w:eastAsia="zh-CN"/>
+        </w:rPr>
+        <w:t>9</w:t>
+      </w:r>
+      <w:r>
+        <w:rPr>
+          <w:rFonts w:ascii="Calibri" w:hAnsi="Calibri" w:eastAsia="Calibri" w:cs="Calibri"/>
+          <w:b/>
+          <w:bCs/>
+          <w:spacing w:val="-6"/>
+          <w:sz w:val="30"/>
+          <w:szCs w:val="30"/>
+          <w:u w:val="single" w:color="auto"/>
+        </w:rPr>
+        <w:t>月</w:t>
+      </w:r>
+      <w:r>
+        <w:rPr>
+          <w:rFonts w:hint="eastAsia" w:ascii="Calibri" w:hAnsi="Calibri" w:eastAsia="宋体" w:cs="Calibri"/>
+          <w:b/>
+          <w:bCs/>
+          <w:spacing w:val="-6"/>
+          <w:sz w:val="30"/>
+          <w:szCs w:val="30"/>
+          <w:u w:val="single" w:color="auto"/>
+          <w:lang w:val="en-US" w:eastAsia="zh-CN"/>
+        </w:rPr>
+        <w:t>20</w:t>
+      </w:r>
+      <w:bookmarkStart w:id="0" w:name="_GoBack"/>
+      <w:bookmarkEnd w:id="0"/>
+      <w:r>
+        <w:rPr>
+          <w:rFonts w:ascii="Calibri" w:hAnsi="Calibri" w:eastAsia="Calibri" w:cs="Calibri"/>
+          <w:b/>
+          <w:bCs/>
+          <w:spacing w:val="-6"/>
+          <w:sz w:val="30"/>
+          <w:szCs w:val="30"/>
+          <w:u w:val="single" w:color="auto"/>
+        </w:rPr>
+        <w:t>日</w:t>
       </w:r>
     </w:p>
     <w:p>
       <w:pPr>
         <w:spacing w:line="221" w:lineRule="auto"/>
         <w:rPr>
-          <w:rFonts w:ascii="SimHei" w:eastAsia="SimHei" w:hAnsi="SimHei" w:cs="SimHei"/>
+          <w:rFonts w:ascii="黑体" w:hAnsi="黑体" w:eastAsia="黑体" w:cs="黑体"/>
           <w:sz w:val="30"/>
           <w:szCs w:val="30"/>
         </w:rPr>
         <w:sectPr>
-          <w:footerReference w:type="default" r:id="rId5"/>
+          <w:footerReference r:id="rId5" w:type="default"/>
           <w:pgSz w:w="11910" w:h="16840"/>
           <w:pgMar w:top="871" w:right="1786" w:bottom="990" w:left="1415" w:header="0" w:footer="755" w:gutter="0"/>
-          <w:cols w:space="720"/>
+          <w:cols w:space="720" w:num="1"/>
         </w:sectPr>
       </w:pPr>
     </w:p>
@@ -486,7 +520,7 @@
         </w:rPr>
         <w:drawing>
           <wp:inline distT="0" distB="0" distL="0" distR="0">
-            <wp:extent cx="698269" cy="271753"/>
+            <wp:extent cx="697865" cy="271145"/>
             <wp:effectExtent l="0" t="0" r="0" b="0"/>
             <wp:docPr id="4" name="IM 4"/>
             <wp:cNvGraphicFramePr/>
@@ -498,13 +532,13 @@
                     <pic:cNvPicPr/>
                   </pic:nvPicPr>
                   <pic:blipFill>
-                    <a:blip xmlns:r="http://schemas.openxmlformats.org/officeDocument/2006/relationships" r:embed="rId4"/>
+                    <a:blip r:embed="rId8"/>
                     <a:stretch>
                       <a:fillRect/>
                     </a:stretch>
                   </pic:blipFill>
                   <pic:spPr>
-                    <a:xfrm rot="0">
+                    <a:xfrm>
                       <a:off x="0" y="0"/>
                       <a:ext cx="698269" cy="271753"/>
                     </a:xfrm>
@@ -521,25 +555,25 @@
     </w:p>
     <w:p>
       <w:pPr>
-        <w:pStyle w:val="BodyText"/>
+        <w:pStyle w:val="2"/>
         <w:spacing w:line="259" w:lineRule="auto"/>
       </w:pPr>
     </w:p>
     <w:p>
       <w:pPr>
-        <w:pStyle w:val="BodyText"/>
+        <w:pStyle w:val="2"/>
         <w:spacing w:line="259" w:lineRule="auto"/>
       </w:pPr>
     </w:p>
     <w:p>
       <w:pPr>
-        <w:pStyle w:val="BodyText"/>
+        <w:pStyle w:val="2"/>
         <w:spacing w:line="260" w:lineRule="auto"/>
       </w:pPr>
     </w:p>
     <w:p>
       <w:pPr>
-        <w:pStyle w:val="BodyText"/>
+        <w:pStyle w:val="2"/>
         <w:spacing w:line="260" w:lineRule="auto"/>
       </w:pPr>
     </w:p>
@@ -549,14 +583,14 @@
         <w:ind w:left="2097"/>
         <w:outlineLvl w:val="0"/>
         <w:rPr>
-          <w:rFonts w:ascii="Microsoft YaHei" w:eastAsia="Microsoft YaHei" w:hAnsi="Microsoft YaHei" w:cs="Microsoft YaHei"/>
-          <w:sz w:val="30"/>
-          <w:szCs w:val="30"/>
-        </w:rPr>
-      </w:pPr>
-      <w:r>
-        <w:rPr>
-          <w:rFonts w:ascii="Microsoft YaHei" w:eastAsia="Microsoft YaHei" w:hAnsi="Microsoft YaHei" w:cs="Microsoft YaHei"/>
+          <w:rFonts w:ascii="微软雅黑" w:hAnsi="微软雅黑" w:eastAsia="微软雅黑" w:cs="微软雅黑"/>
+          <w:sz w:val="30"/>
+          <w:szCs w:val="30"/>
+        </w:rPr>
+      </w:pPr>
+      <w:r>
+        <w:rPr>
+          <w:rFonts w:ascii="微软雅黑" w:hAnsi="微软雅黑" w:eastAsia="微软雅黑" w:cs="微软雅黑"/>
           <w:b/>
           <w:bCs/>
           <w:spacing w:val="-2"/>
@@ -573,38 +607,47 @@
     </w:p>
     <w:tbl>
       <w:tblPr>
-        <w:tblStyle w:val="TableNormal"/>
+        <w:tblStyle w:val="5"/>
         <w:tblW w:w="9042" w:type="dxa"/>
         <w:tblInd w:w="19" w:type="dxa"/>
         <w:tblBorders>
-          <w:top w:val="single" w:sz="2" w:space="0" w:color="000000"/>
-          <w:left w:val="single" w:sz="2" w:space="0" w:color="000000"/>
-          <w:bottom w:val="single" w:sz="2" w:space="0" w:color="000000"/>
-          <w:right w:val="single" w:sz="2" w:space="0" w:color="000000"/>
-          <w:insideH w:val="single" w:sz="2" w:space="0" w:color="000000"/>
-          <w:insideV w:val="single" w:sz="2" w:space="0" w:color="000000"/>
+          <w:top w:val="single" w:color="000000" w:sz="2" w:space="0"/>
+          <w:left w:val="single" w:color="000000" w:sz="2" w:space="0"/>
+          <w:bottom w:val="single" w:color="000000" w:sz="2" w:space="0"/>
+          <w:right w:val="single" w:color="000000" w:sz="2" w:space="0"/>
+          <w:insideH w:val="single" w:color="000000" w:sz="2" w:space="0"/>
+          <w:insideV w:val="single" w:color="000000" w:sz="2" w:space="0"/>
         </w:tblBorders>
         <w:tblLayout w:type="fixed"/>
+        <w:tblCellMar>
+          <w:top w:w="0" w:type="dxa"/>
+          <w:left w:w="0" w:type="dxa"/>
+          <w:bottom w:w="0" w:type="dxa"/>
+          <w:right w:w="0" w:type="dxa"/>
+        </w:tblCellMar>
       </w:tblPr>
       <w:tblGrid>
         <w:gridCol w:w="9042"/>
       </w:tblGrid>
       <w:tr>
         <w:tblPrEx>
-          <w:tblW w:w="9042" w:type="dxa"/>
-          <w:tblInd w:w="19" w:type="dxa"/>
           <w:tblBorders>
-            <w:top w:val="single" w:sz="2" w:space="0" w:color="000000"/>
-            <w:left w:val="single" w:sz="2" w:space="0" w:color="000000"/>
-            <w:bottom w:val="single" w:sz="2" w:space="0" w:color="000000"/>
-            <w:right w:val="single" w:sz="2" w:space="0" w:color="000000"/>
-            <w:insideH w:val="single" w:sz="2" w:space="0" w:color="000000"/>
-            <w:insideV w:val="single" w:sz="2" w:space="0" w:color="000000"/>
+            <w:top w:val="single" w:color="000000" w:sz="2" w:space="0"/>
+            <w:left w:val="single" w:color="000000" w:sz="2" w:space="0"/>
+            <w:bottom w:val="single" w:color="000000" w:sz="2" w:space="0"/>
+            <w:right w:val="single" w:color="000000" w:sz="2" w:space="0"/>
+            <w:insideH w:val="single" w:color="000000" w:sz="2" w:space="0"/>
+            <w:insideV w:val="single" w:color="000000" w:sz="2" w:space="0"/>
           </w:tblBorders>
-          <w:tblLayout w:type="fixed"/>
+          <w:tblCellMar>
+            <w:top w:w="0" w:type="dxa"/>
+            <w:left w:w="0" w:type="dxa"/>
+            <w:bottom w:w="0" w:type="dxa"/>
+            <w:right w:w="0" w:type="dxa"/>
+          </w:tblCellMar>
         </w:tblPrEx>
         <w:trPr>
-          <w:trHeight w:val="1736"/>
+          <w:trHeight w:val="1736" w:hRule="atLeast"/>
         </w:trPr>
         <w:tc>
           <w:tcPr>
@@ -612,7 +655,7 @@
           </w:tcPr>
           <w:p>
             <w:pPr>
-              <w:pStyle w:val="TableText"/>
+              <w:pStyle w:val="6"/>
               <w:spacing w:before="118" w:line="220" w:lineRule="auto"/>
               <w:ind w:left="133"/>
             </w:pPr>
@@ -627,7 +670,7 @@
           </w:p>
           <w:p>
             <w:pPr>
-              <w:pStyle w:val="TableText"/>
+              <w:pStyle w:val="6"/>
               <w:spacing w:before="119" w:line="219" w:lineRule="auto"/>
               <w:ind w:left="120"/>
             </w:pPr>
@@ -643,7 +686,7 @@
           </w:p>
           <w:p>
             <w:pPr>
-              <w:pStyle w:val="TableText"/>
+              <w:pStyle w:val="6"/>
               <w:spacing w:before="116" w:line="219" w:lineRule="auto"/>
               <w:ind w:left="121"/>
             </w:pPr>
@@ -659,7 +702,7 @@
           </w:p>
           <w:p>
             <w:pPr>
-              <w:pStyle w:val="TableText"/>
+              <w:pStyle w:val="6"/>
               <w:spacing w:before="119" w:line="219" w:lineRule="auto"/>
               <w:ind w:left="124"/>
             </w:pPr>
@@ -674,12 +717,23 @@
       </w:tr>
       <w:tr>
         <w:tblPrEx>
-          <w:tblW w:w="9042" w:type="dxa"/>
-          <w:tblInd w:w="19" w:type="dxa"/>
-          <w:tblLayout w:type="fixed"/>
+          <w:tblBorders>
+            <w:top w:val="single" w:color="000000" w:sz="2" w:space="0"/>
+            <w:left w:val="single" w:color="000000" w:sz="2" w:space="0"/>
+            <w:bottom w:val="single" w:color="000000" w:sz="2" w:space="0"/>
+            <w:right w:val="single" w:color="000000" w:sz="2" w:space="0"/>
+            <w:insideH w:val="single" w:color="000000" w:sz="2" w:space="0"/>
+            <w:insideV w:val="single" w:color="000000" w:sz="2" w:space="0"/>
+          </w:tblBorders>
+          <w:tblCellMar>
+            <w:top w:w="0" w:type="dxa"/>
+            <w:left w:w="0" w:type="dxa"/>
+            <w:bottom w:w="0" w:type="dxa"/>
+            <w:right w:w="0" w:type="dxa"/>
+          </w:tblCellMar>
         </w:tblPrEx>
         <w:trPr>
-          <w:trHeight w:val="976"/>
+          <w:trHeight w:val="976" w:hRule="atLeast"/>
         </w:trPr>
         <w:tc>
           <w:tcPr>
@@ -687,7 +741,7 @@
           </w:tcPr>
           <w:p>
             <w:pPr>
-              <w:pStyle w:val="TableText"/>
+              <w:pStyle w:val="6"/>
               <w:spacing w:before="115" w:line="219" w:lineRule="auto"/>
               <w:ind w:left="126"/>
             </w:pPr>
@@ -702,7 +756,7 @@
           </w:p>
           <w:p>
             <w:pPr>
-              <w:pStyle w:val="TableText"/>
+              <w:pStyle w:val="6"/>
               <w:spacing w:before="120" w:line="219" w:lineRule="auto"/>
               <w:ind w:left="601"/>
             </w:pPr>
@@ -717,12 +771,23 @@
       </w:tr>
       <w:tr>
         <w:tblPrEx>
-          <w:tblW w:w="9042" w:type="dxa"/>
-          <w:tblInd w:w="19" w:type="dxa"/>
-          <w:tblLayout w:type="fixed"/>
+          <w:tblBorders>
+            <w:top w:val="single" w:color="000000" w:sz="2" w:space="0"/>
+            <w:left w:val="single" w:color="000000" w:sz="2" w:space="0"/>
+            <w:bottom w:val="single" w:color="000000" w:sz="2" w:space="0"/>
+            <w:right w:val="single" w:color="000000" w:sz="2" w:space="0"/>
+            <w:insideH w:val="single" w:color="000000" w:sz="2" w:space="0"/>
+            <w:insideV w:val="single" w:color="000000" w:sz="2" w:space="0"/>
+          </w:tblBorders>
+          <w:tblCellMar>
+            <w:top w:w="0" w:type="dxa"/>
+            <w:left w:w="0" w:type="dxa"/>
+            <w:bottom w:w="0" w:type="dxa"/>
+            <w:right w:w="0" w:type="dxa"/>
+          </w:tblCellMar>
         </w:tblPrEx>
         <w:trPr>
-          <w:trHeight w:val="2543"/>
+          <w:trHeight w:val="2543" w:hRule="atLeast"/>
         </w:trPr>
         <w:tc>
           <w:tcPr>
@@ -730,7 +795,7 @@
           </w:tcPr>
           <w:p>
             <w:pPr>
-              <w:pStyle w:val="TableText"/>
+              <w:pStyle w:val="6"/>
               <w:spacing w:before="115" w:line="219" w:lineRule="auto"/>
               <w:ind w:left="133"/>
             </w:pPr>
@@ -745,7 +810,7 @@
           </w:p>
           <w:p>
             <w:pPr>
-              <w:pStyle w:val="TableText"/>
+              <w:pStyle w:val="6"/>
               <w:spacing w:before="119" w:line="219" w:lineRule="auto"/>
               <w:ind w:left="127"/>
             </w:pPr>
@@ -770,7 +835,7 @@
           </w:p>
           <w:p>
             <w:pPr>
-              <w:pStyle w:val="TableText"/>
+              <w:pStyle w:val="6"/>
               <w:spacing w:before="276" w:line="395" w:lineRule="auto"/>
               <w:ind w:left="144" w:right="3084" w:hanging="17"/>
             </w:pPr>
@@ -778,18 +843,12 @@
               <w:rPr>
                 <w:spacing w:val="-3"/>
               </w:rPr>
-              <w:t>《信息技术服务 运行维护服务成熟度模型》三级要求。</w:t>
-            </w:r>
-            <w:r>
-              <w:rPr>
-                <w:spacing w:val="-3"/>
-              </w:rPr>
-              <w:t>国家有关法律、法规及行业标准。</w:t>
-            </w:r>
-          </w:p>
-          <w:p>
-            <w:pPr>
-              <w:pStyle w:val="TableText"/>
+              <w:t>《信息技术服务 运行维护服务成熟度模型》三级要求。国家有关法律、法规及行业标准。</w:t>
+            </w:r>
+          </w:p>
+          <w:p>
+            <w:pPr>
+              <w:pStyle w:val="6"/>
               <w:spacing w:line="219" w:lineRule="auto"/>
               <w:ind w:left="128"/>
             </w:pPr>
@@ -804,12 +863,23 @@
       </w:tr>
       <w:tr>
         <w:tblPrEx>
-          <w:tblW w:w="9042" w:type="dxa"/>
-          <w:tblInd w:w="19" w:type="dxa"/>
-          <w:tblLayout w:type="fixed"/>
+          <w:tblBorders>
+            <w:top w:val="single" w:color="000000" w:sz="2" w:space="0"/>
+            <w:left w:val="single" w:color="000000" w:sz="2" w:space="0"/>
+            <w:bottom w:val="single" w:color="000000" w:sz="2" w:space="0"/>
+            <w:right w:val="single" w:color="000000" w:sz="2" w:space="0"/>
+            <w:insideH w:val="single" w:color="000000" w:sz="2" w:space="0"/>
+            <w:insideV w:val="single" w:color="000000" w:sz="2" w:space="0"/>
+          </w:tblBorders>
+          <w:tblCellMar>
+            <w:top w:w="0" w:type="dxa"/>
+            <w:left w:w="0" w:type="dxa"/>
+            <w:bottom w:w="0" w:type="dxa"/>
+            <w:right w:w="0" w:type="dxa"/>
+          </w:tblCellMar>
         </w:tblPrEx>
         <w:trPr>
-          <w:trHeight w:val="978"/>
+          <w:trHeight w:val="978" w:hRule="atLeast"/>
         </w:trPr>
         <w:tc>
           <w:tcPr>
@@ -817,7 +887,7 @@
           </w:tcPr>
           <w:p>
             <w:pPr>
-              <w:pStyle w:val="TableText"/>
+              <w:pStyle w:val="6"/>
               <w:spacing w:before="116" w:line="220" w:lineRule="auto"/>
               <w:ind w:left="133"/>
             </w:pPr>
@@ -832,7 +902,7 @@
           </w:p>
           <w:p>
             <w:pPr>
-              <w:pStyle w:val="TableText"/>
+              <w:pStyle w:val="6"/>
               <w:spacing w:before="117" w:line="219" w:lineRule="auto"/>
               <w:ind w:left="124"/>
             </w:pPr>
@@ -840,25 +910,86 @@
               <w:rPr>
                 <w:spacing w:val="-8"/>
               </w:rPr>
-              <w:t>2025年1月8日</w:t>
-            </w:r>
-            <w:r>
-              <w:rPr>
+              <w:t>2025年</w:t>
+            </w:r>
+            <w:r>
+              <w:rPr>
+                <w:rFonts w:hint="eastAsia"/>
                 <w:spacing w:val="-8"/>
-              </w:rPr>
-              <w:t>-2025年1月8日</w:t>
+                <w:lang w:val="en-US" w:eastAsia="zh-CN"/>
+              </w:rPr>
+              <w:t>9</w:t>
+            </w:r>
+            <w:r>
+              <w:rPr>
+                <w:spacing w:val="-8"/>
+              </w:rPr>
+              <w:t>月</w:t>
+            </w:r>
+            <w:r>
+              <w:rPr>
+                <w:rFonts w:hint="eastAsia"/>
+                <w:spacing w:val="-8"/>
+                <w:lang w:val="en-US" w:eastAsia="zh-CN"/>
+              </w:rPr>
+              <w:t>15</w:t>
+            </w:r>
+            <w:r>
+              <w:rPr>
+                <w:spacing w:val="-8"/>
+              </w:rPr>
+              <w:t>日-2025年</w:t>
+            </w:r>
+            <w:r>
+              <w:rPr>
+                <w:rFonts w:hint="eastAsia"/>
+                <w:spacing w:val="-8"/>
+                <w:lang w:val="en-US" w:eastAsia="zh-CN"/>
+              </w:rPr>
+              <w:t>9</w:t>
+            </w:r>
+            <w:r>
+              <w:rPr>
+                <w:spacing w:val="-8"/>
+              </w:rPr>
+              <w:t>月</w:t>
+            </w:r>
+            <w:r>
+              <w:rPr>
+                <w:rFonts w:hint="eastAsia"/>
+                <w:spacing w:val="-8"/>
+                <w:lang w:val="en-US" w:eastAsia="zh-CN"/>
+              </w:rPr>
+              <w:t>16</w:t>
+            </w:r>
+            <w:r>
+              <w:rPr>
+                <w:spacing w:val="-8"/>
+              </w:rPr>
+              <w:t>日</w:t>
             </w:r>
           </w:p>
         </w:tc>
       </w:tr>
       <w:tr>
         <w:tblPrEx>
-          <w:tblW w:w="9042" w:type="dxa"/>
-          <w:tblInd w:w="19" w:type="dxa"/>
-          <w:tblLayout w:type="fixed"/>
+          <w:tblBorders>
+            <w:top w:val="single" w:color="000000" w:sz="2" w:space="0"/>
+            <w:left w:val="single" w:color="000000" w:sz="2" w:space="0"/>
+            <w:bottom w:val="single" w:color="000000" w:sz="2" w:space="0"/>
+            <w:right w:val="single" w:color="000000" w:sz="2" w:space="0"/>
+            <w:insideH w:val="single" w:color="000000" w:sz="2" w:space="0"/>
+            <w:insideV w:val="single" w:color="000000" w:sz="2" w:space="0"/>
+          </w:tblBorders>
+          <w:tblCellMar>
+            <w:top w:w="0" w:type="dxa"/>
+            <w:left w:w="0" w:type="dxa"/>
+            <w:bottom w:w="0" w:type="dxa"/>
+            <w:right w:w="0" w:type="dxa"/>
+          </w:tblCellMar>
         </w:tblPrEx>
         <w:trPr>
-          <w:trHeight w:val="1203"/>
+          <w:trHeight w:val="1203" w:hRule="atLeast"/>
         </w:trPr>
         <w:tc>
           <w:tcPr>
@@ -866,7 +997,7 @@
           </w:tcPr>
           <w:p>
             <w:pPr>
-              <w:pStyle w:val="TableText"/>
+              <w:pStyle w:val="6"/>
               <w:spacing w:before="115" w:line="220" w:lineRule="auto"/>
               <w:ind w:left="133"/>
             </w:pPr>
@@ -881,7 +1012,7 @@
           </w:p>
           <w:p>
             <w:pPr>
-              <w:pStyle w:val="TableText"/>
+              <w:pStyle w:val="6"/>
               <w:spacing w:before="115" w:line="260" w:lineRule="auto"/>
               <w:ind w:left="124" w:right="227" w:firstLine="479"/>
             </w:pPr>
@@ -908,12 +1039,23 @@
       </w:tr>
       <w:tr>
         <w:tblPrEx>
-          <w:tblW w:w="9042" w:type="dxa"/>
-          <w:tblInd w:w="19" w:type="dxa"/>
-          <w:tblLayout w:type="fixed"/>
+          <w:tblBorders>
+            <w:top w:val="single" w:color="000000" w:sz="2" w:space="0"/>
+            <w:left w:val="single" w:color="000000" w:sz="2" w:space="0"/>
+            <w:bottom w:val="single" w:color="000000" w:sz="2" w:space="0"/>
+            <w:right w:val="single" w:color="000000" w:sz="2" w:space="0"/>
+            <w:insideH w:val="single" w:color="000000" w:sz="2" w:space="0"/>
+            <w:insideV w:val="single" w:color="000000" w:sz="2" w:space="0"/>
+          </w:tblBorders>
+          <w:tblCellMar>
+            <w:top w:w="0" w:type="dxa"/>
+            <w:left w:w="0" w:type="dxa"/>
+            <w:bottom w:w="0" w:type="dxa"/>
+            <w:right w:w="0" w:type="dxa"/>
+          </w:tblCellMar>
         </w:tblPrEx>
         <w:trPr>
-          <w:trHeight w:val="3617"/>
+          <w:trHeight w:val="3617" w:hRule="atLeast"/>
         </w:trPr>
         <w:tc>
           <w:tcPr>
@@ -921,7 +1063,7 @@
           </w:tcPr>
           <w:p>
             <w:pPr>
-              <w:pStyle w:val="TableText"/>
+              <w:pStyle w:val="6"/>
               <w:spacing w:before="116" w:line="220" w:lineRule="auto"/>
               <w:ind w:left="133"/>
             </w:pPr>
@@ -936,7 +1078,7 @@
           </w:p>
           <w:p>
             <w:pPr>
-              <w:pStyle w:val="TableText"/>
+              <w:pStyle w:val="6"/>
               <w:spacing w:before="116" w:line="312" w:lineRule="auto"/>
               <w:ind w:left="122" w:right="90" w:firstLine="480"/>
               <w:jc w:val="both"/>
@@ -945,17 +1087,53 @@
               <w:rPr>
                 <w:spacing w:val="-4"/>
               </w:rPr>
-              <w:t>我公司于 2025年1月8日</w:t>
-            </w:r>
-            <w:r>
-              <w:rPr>
+              <w:t>我公司于 2025年</w:t>
+            </w:r>
+            <w:r>
+              <w:rPr>
+                <w:rFonts w:hint="eastAsia"/>
                 <w:spacing w:val="-4"/>
-              </w:rPr>
-              <w:t>至</w:t>
-            </w:r>
-            <w:r>
-              <w:rPr>
+                <w:lang w:val="en-US" w:eastAsia="zh-CN"/>
+              </w:rPr>
+              <w:t>9</w:t>
+            </w:r>
+            <w:r>
+              <w:rPr>
+                <w:spacing w:val="-4"/>
+              </w:rPr>
+              <w:t>月</w:t>
+            </w:r>
+            <w:r>
+              <w:rPr>
+                <w:rFonts w:hint="eastAsia"/>
+                <w:spacing w:val="-4"/>
+                <w:lang w:val="en-US" w:eastAsia="zh-CN"/>
+              </w:rPr>
+              <w:t>15</w:t>
+            </w:r>
+            <w:r>
+              <w:rPr>
+                <w:spacing w:val="-4"/>
+              </w:rPr>
+              <w:t>日至</w:t>
+            </w:r>
+            <w:r>
+              <w:rPr>
+                <w:rFonts w:hint="eastAsia"/>
                 <w:spacing w:val="30"/>
+                <w:lang w:val="en-US" w:eastAsia="zh-CN"/>
+              </w:rPr>
+              <w:t>26</w:t>
+            </w:r>
+            <w:r>
+              <w:rPr>
+                <w:spacing w:val="-4"/>
+              </w:rPr>
+              <w:t>日对本公司</w:t>
+            </w:r>
+            <w:r>
+              <w:rPr>
+                <w:spacing w:val="23"/>
               </w:rPr>
               <w:t xml:space="preserve"> </w:t>
             </w:r>
@@ -963,30 +1141,6 @@
               <w:rPr>
                 <w:spacing w:val="-4"/>
               </w:rPr>
-              <w:t>13</w:t>
-            </w:r>
-            <w:r>
-              <w:rPr>
-                <w:spacing w:val="43"/>
-              </w:rPr>
-              <w:t xml:space="preserve"> </w:t>
-            </w:r>
-            <w:r>
-              <w:rPr>
-                <w:spacing w:val="-4"/>
-              </w:rPr>
-              <w:t>日对本公司</w:t>
-            </w:r>
-            <w:r>
-              <w:rPr>
-                <w:spacing w:val="23"/>
-              </w:rPr>
-              <w:t xml:space="preserve"> </w:t>
-            </w:r>
-            <w:r>
-              <w:rPr>
-                <w:spacing w:val="-4"/>
-              </w:rPr>
               <w:t>ITS</w:t>
             </w:r>
             <w:r>
@@ -999,30 +1153,18 @@
               <w:rPr>
                 <w:spacing w:val="-2"/>
               </w:rPr>
-              <w:t>行进行内部审核，对本公司的所有涉及运维的各相关部门进行现场抽查及采取验证的</w:t>
-            </w:r>
-            <w:r>
-              <w:rPr>
-                <w:spacing w:val="-2"/>
-              </w:rPr>
-              <w:t>方式。通过此次公司内部审核，各相关部门和个人能认真对待、积极配合，内审过程</w:t>
+              <w:t>行进行内部审核，对本公司的所有涉及运维的各相关部门进行现场抽查及采取验证的方式。通过此次公司内部审核，各相关部门和个人能认真对待、积极配合，内审过程</w:t>
             </w:r>
             <w:r>
               <w:rPr>
                 <w:spacing w:val="-5"/>
               </w:rPr>
-              <w:t>实施顺利，取证较为全面、客观。在审核过程中没有发现严重不符合项，发现了 1 个</w:t>
-            </w:r>
-            <w:r>
-              <w:rPr>
-                <w:spacing w:val="-5"/>
-              </w:rPr>
-              <w:t>一般不符合：</w:t>
-            </w:r>
-          </w:p>
-          <w:p>
-            <w:pPr>
-              <w:pStyle w:val="TableText"/>
+              <w:t>实施顺利，取证较为全面、客观。在审核过程中没有发现严重不符合项，发现了 1 个一般不符合：</w:t>
+            </w:r>
+          </w:p>
+          <w:p>
+            <w:pPr>
+              <w:pStyle w:val="6"/>
               <w:spacing w:line="219" w:lineRule="auto"/>
               <w:ind w:left="603"/>
             </w:pPr>
@@ -1038,7 +1180,7 @@
           </w:p>
           <w:p>
             <w:pPr>
-              <w:pStyle w:val="TableText"/>
+              <w:pStyle w:val="6"/>
               <w:spacing w:before="108" w:line="256" w:lineRule="auto"/>
               <w:ind w:left="120" w:right="186" w:firstLine="482"/>
             </w:pPr>
@@ -1077,12 +1219,23 @@
       </w:tr>
       <w:tr>
         <w:tblPrEx>
-          <w:tblW w:w="9042" w:type="dxa"/>
-          <w:tblInd w:w="19" w:type="dxa"/>
-          <w:tblLayout w:type="fixed"/>
+          <w:tblBorders>
+            <w:top w:val="single" w:color="000000" w:sz="2" w:space="0"/>
+            <w:left w:val="single" w:color="000000" w:sz="2" w:space="0"/>
+            <w:bottom w:val="single" w:color="000000" w:sz="2" w:space="0"/>
+            <w:right w:val="single" w:color="000000" w:sz="2" w:space="0"/>
+            <w:insideH w:val="single" w:color="000000" w:sz="2" w:space="0"/>
+            <w:insideV w:val="single" w:color="000000" w:sz="2" w:space="0"/>
+          </w:tblBorders>
+          <w:tblCellMar>
+            <w:top w:w="0" w:type="dxa"/>
+            <w:left w:w="0" w:type="dxa"/>
+            <w:bottom w:w="0" w:type="dxa"/>
+            <w:right w:w="0" w:type="dxa"/>
+          </w:tblCellMar>
         </w:tblPrEx>
         <w:trPr>
-          <w:trHeight w:val="1210"/>
+          <w:trHeight w:val="1210" w:hRule="atLeast"/>
         </w:trPr>
         <w:tc>
           <w:tcPr>
@@ -1090,7 +1243,7 @@
           </w:tcPr>
           <w:p>
             <w:pPr>
-              <w:pStyle w:val="TableText"/>
+              <w:pStyle w:val="6"/>
               <w:spacing w:before="119" w:line="219" w:lineRule="auto"/>
               <w:ind w:left="125"/>
             </w:pPr>
@@ -1105,7 +1258,7 @@
           </w:p>
           <w:p>
             <w:pPr>
-              <w:pStyle w:val="TableText"/>
+              <w:pStyle w:val="6"/>
               <w:spacing w:before="114" w:line="262" w:lineRule="auto"/>
               <w:ind w:left="123" w:right="44" w:firstLine="478"/>
             </w:pPr>
@@ -1127,104 +1280,25 @@
           </w:p>
         </w:tc>
       </w:tr>
-    </w:tbl>
-    <w:p>
-      <w:pPr>
-        <w:pStyle w:val="BodyText"/>
-      </w:pPr>
-    </w:p>
-    <w:p>
-      <w:pPr>
-        <w:sectPr>
-          <w:footerReference w:type="default" r:id="rId6"/>
-          <w:pgSz w:w="11910" w:h="16840"/>
-          <w:pgMar w:top="871" w:right="1429" w:bottom="990" w:left="1415" w:header="0" w:footer="755" w:gutter="0"/>
-          <w:cols w:space="720"/>
-        </w:sectPr>
-      </w:pPr>
-    </w:p>
-    <w:p>
-      <w:pPr>
-        <w:spacing w:line="427" w:lineRule="exact"/>
-      </w:pPr>
-      <w:r>
-        <w:rPr>
-          <w:position w:val="-8"/>
-        </w:rPr>
-        <w:drawing>
-          <wp:inline distT="0" distB="0" distL="0" distR="0">
-            <wp:extent cx="698269" cy="271753"/>
-            <wp:effectExtent l="0" t="0" r="0" b="0"/>
-            <wp:docPr id="6" name="IM 6"/>
-            <wp:cNvGraphicFramePr/>
-            <a:graphic xmlns:a="http://schemas.openxmlformats.org/drawingml/2006/main">
-              <a:graphicData uri="http://schemas.openxmlformats.org/drawingml/2006/picture">
-                <pic:pic xmlns:pic="http://schemas.openxmlformats.org/drawingml/2006/picture">
-                  <pic:nvPicPr>
-                    <pic:cNvPr id="6" name="IM 6"/>
-                    <pic:cNvPicPr/>
-                  </pic:nvPicPr>
-                  <pic:blipFill>
-                    <a:blip xmlns:r="http://schemas.openxmlformats.org/officeDocument/2006/relationships" r:embed="rId4"/>
-                    <a:stretch>
-                      <a:fillRect/>
-                    </a:stretch>
-                  </pic:blipFill>
-                  <pic:spPr>
-                    <a:xfrm rot="0">
-                      <a:off x="0" y="0"/>
-                      <a:ext cx="698269" cy="271753"/>
-                    </a:xfrm>
-                    <a:prstGeom prst="rect">
-                      <a:avLst/>
-                    </a:prstGeom>
-                  </pic:spPr>
-                </pic:pic>
-              </a:graphicData>
-            </a:graphic>
-          </wp:inline>
-        </w:drawing>
-      </w:r>
-    </w:p>
-    <w:p>
-      <w:pPr>
-        <w:spacing w:line="120" w:lineRule="exact"/>
-      </w:pPr>
-    </w:p>
-    <w:tbl>
-      <w:tblPr>
-        <w:tblStyle w:val="TableNormal"/>
-        <w:tblW w:w="9042" w:type="dxa"/>
-        <w:tblInd w:w="19" w:type="dxa"/>
-        <w:tblBorders>
-          <w:top w:val="single" w:sz="2" w:space="0" w:color="000000"/>
-          <w:left w:val="single" w:sz="2" w:space="0" w:color="000000"/>
-          <w:bottom w:val="single" w:sz="2" w:space="0" w:color="000000"/>
-          <w:right w:val="single" w:sz="2" w:space="0" w:color="000000"/>
-          <w:insideH w:val="single" w:sz="2" w:space="0" w:color="000000"/>
-          <w:insideV w:val="single" w:sz="2" w:space="0" w:color="000000"/>
-        </w:tblBorders>
-        <w:tblLayout w:type="fixed"/>
-      </w:tblPr>
-      <w:tblGrid>
-        <w:gridCol w:w="9042"/>
-      </w:tblGrid>
       <w:tr>
         <w:tblPrEx>
-          <w:tblW w:w="9042" w:type="dxa"/>
-          <w:tblInd w:w="19" w:type="dxa"/>
           <w:tblBorders>
-            <w:top w:val="single" w:sz="2" w:space="0" w:color="000000"/>
-            <w:left w:val="single" w:sz="2" w:space="0" w:color="000000"/>
-            <w:bottom w:val="single" w:sz="2" w:space="0" w:color="000000"/>
-            <w:right w:val="single" w:sz="2" w:space="0" w:color="000000"/>
-            <w:insideH w:val="single" w:sz="2" w:space="0" w:color="000000"/>
-            <w:insideV w:val="single" w:sz="2" w:space="0" w:color="000000"/>
+            <w:top w:val="single" w:color="000000" w:sz="2" w:space="0"/>
+            <w:left w:val="single" w:color="000000" w:sz="2" w:space="0"/>
+            <w:bottom w:val="single" w:color="000000" w:sz="2" w:space="0"/>
+            <w:right w:val="single" w:color="000000" w:sz="2" w:space="0"/>
+            <w:insideH w:val="single" w:color="000000" w:sz="2" w:space="0"/>
+            <w:insideV w:val="single" w:color="000000" w:sz="2" w:space="0"/>
           </w:tblBorders>
-          <w:tblLayout w:type="fixed"/>
+          <w:tblCellMar>
+            <w:top w:w="0" w:type="dxa"/>
+            <w:left w:w="0" w:type="dxa"/>
+            <w:bottom w:w="0" w:type="dxa"/>
+            <w:right w:w="0" w:type="dxa"/>
+          </w:tblCellMar>
         </w:tblPrEx>
         <w:trPr>
-          <w:trHeight w:val="1609"/>
+          <w:trHeight w:val="1609" w:hRule="atLeast"/>
         </w:trPr>
         <w:tc>
           <w:tcPr>
@@ -1232,7 +1306,7 @@
           </w:tcPr>
           <w:p>
             <w:pPr>
-              <w:pStyle w:val="TableText"/>
+              <w:pStyle w:val="6"/>
               <w:spacing w:before="119" w:line="219" w:lineRule="auto"/>
               <w:ind w:left="127"/>
             </w:pPr>
@@ -1247,7 +1321,7 @@
           </w:p>
           <w:p>
             <w:pPr>
-              <w:pStyle w:val="TableText"/>
+              <w:pStyle w:val="6"/>
               <w:spacing w:before="118" w:line="276" w:lineRule="auto"/>
               <w:ind w:left="127" w:right="44" w:firstLine="473"/>
               <w:jc w:val="both"/>
@@ -1284,12 +1358,23 @@
       </w:tr>
       <w:tr>
         <w:tblPrEx>
-          <w:tblW w:w="9042" w:type="dxa"/>
-          <w:tblInd w:w="19" w:type="dxa"/>
-          <w:tblLayout w:type="fixed"/>
+          <w:tblBorders>
+            <w:top w:val="single" w:color="000000" w:sz="2" w:space="0"/>
+            <w:left w:val="single" w:color="000000" w:sz="2" w:space="0"/>
+            <w:bottom w:val="single" w:color="000000" w:sz="2" w:space="0"/>
+            <w:right w:val="single" w:color="000000" w:sz="2" w:space="0"/>
+            <w:insideH w:val="single" w:color="000000" w:sz="2" w:space="0"/>
+            <w:insideV w:val="single" w:color="000000" w:sz="2" w:space="0"/>
+          </w:tblBorders>
+          <w:tblCellMar>
+            <w:top w:w="0" w:type="dxa"/>
+            <w:left w:w="0" w:type="dxa"/>
+            <w:bottom w:w="0" w:type="dxa"/>
+            <w:right w:w="0" w:type="dxa"/>
+          </w:tblCellMar>
         </w:tblPrEx>
         <w:trPr>
-          <w:trHeight w:val="2406"/>
+          <w:trHeight w:val="2406" w:hRule="atLeast"/>
         </w:trPr>
         <w:tc>
           <w:tcPr>
@@ -1297,7 +1382,7 @@
           </w:tcPr>
           <w:p>
             <w:pPr>
-              <w:pStyle w:val="TableText"/>
+              <w:pStyle w:val="6"/>
               <w:spacing w:before="115" w:line="218" w:lineRule="auto"/>
               <w:ind w:left="120"/>
             </w:pPr>
@@ -1312,7 +1397,7 @@
           </w:p>
           <w:p>
             <w:pPr>
-              <w:pStyle w:val="TableText"/>
+              <w:pStyle w:val="6"/>
               <w:spacing w:before="122" w:line="312" w:lineRule="auto"/>
               <w:ind w:left="121" w:right="92" w:firstLine="480"/>
               <w:jc w:val="both"/>
@@ -1352,12 +1437,23 @@
       </w:tr>
       <w:tr>
         <w:tblPrEx>
-          <w:tblW w:w="9042" w:type="dxa"/>
-          <w:tblInd w:w="19" w:type="dxa"/>
-          <w:tblLayout w:type="fixed"/>
+          <w:tblBorders>
+            <w:top w:val="single" w:color="000000" w:sz="2" w:space="0"/>
+            <w:left w:val="single" w:color="000000" w:sz="2" w:space="0"/>
+            <w:bottom w:val="single" w:color="000000" w:sz="2" w:space="0"/>
+            <w:right w:val="single" w:color="000000" w:sz="2" w:space="0"/>
+            <w:insideH w:val="single" w:color="000000" w:sz="2" w:space="0"/>
+            <w:insideV w:val="single" w:color="000000" w:sz="2" w:space="0"/>
+          </w:tblBorders>
+          <w:tblCellMar>
+            <w:top w:w="0" w:type="dxa"/>
+            <w:left w:w="0" w:type="dxa"/>
+            <w:bottom w:w="0" w:type="dxa"/>
+            <w:right w:w="0" w:type="dxa"/>
+          </w:tblCellMar>
         </w:tblPrEx>
         <w:trPr>
-          <w:trHeight w:val="2406"/>
+          <w:trHeight w:val="2406" w:hRule="atLeast"/>
         </w:trPr>
         <w:tc>
           <w:tcPr>
@@ -1365,7 +1461,7 @@
           </w:tcPr>
           <w:p>
             <w:pPr>
-              <w:pStyle w:val="TableText"/>
+              <w:pStyle w:val="6"/>
               <w:spacing w:before="116" w:line="221" w:lineRule="auto"/>
               <w:ind w:left="127"/>
             </w:pPr>
@@ -1380,7 +1476,7 @@
           </w:p>
           <w:p>
             <w:pPr>
-              <w:pStyle w:val="TableText"/>
+              <w:pStyle w:val="6"/>
               <w:spacing w:before="116" w:line="311" w:lineRule="auto"/>
               <w:ind w:left="121" w:right="90" w:firstLine="509"/>
             </w:pPr>
@@ -1417,7 +1513,7 @@
           </w:p>
           <w:p>
             <w:pPr>
-              <w:pStyle w:val="TableText"/>
+              <w:pStyle w:val="6"/>
               <w:spacing w:line="198" w:lineRule="auto"/>
               <w:ind w:left="127"/>
             </w:pPr>
@@ -1432,12 +1528,23 @@
       </w:tr>
       <w:tr>
         <w:tblPrEx>
-          <w:tblW w:w="9042" w:type="dxa"/>
-          <w:tblInd w:w="19" w:type="dxa"/>
-          <w:tblLayout w:type="fixed"/>
+          <w:tblBorders>
+            <w:top w:val="single" w:color="000000" w:sz="2" w:space="0"/>
+            <w:left w:val="single" w:color="000000" w:sz="2" w:space="0"/>
+            <w:bottom w:val="single" w:color="000000" w:sz="2" w:space="0"/>
+            <w:right w:val="single" w:color="000000" w:sz="2" w:space="0"/>
+            <w:insideH w:val="single" w:color="000000" w:sz="2" w:space="0"/>
+            <w:insideV w:val="single" w:color="000000" w:sz="2" w:space="0"/>
+          </w:tblBorders>
+          <w:tblCellMar>
+            <w:top w:w="0" w:type="dxa"/>
+            <w:left w:w="0" w:type="dxa"/>
+            <w:bottom w:w="0" w:type="dxa"/>
+            <w:right w:w="0" w:type="dxa"/>
+          </w:tblCellMar>
         </w:tblPrEx>
         <w:trPr>
-          <w:trHeight w:val="1275"/>
+          <w:trHeight w:val="1275" w:hRule="atLeast"/>
         </w:trPr>
         <w:tc>
           <w:tcPr>
@@ -1445,7 +1552,7 @@
           </w:tcPr>
           <w:p>
             <w:pPr>
-              <w:pStyle w:val="TableText"/>
+              <w:pStyle w:val="6"/>
               <w:spacing w:before="117" w:line="218" w:lineRule="auto"/>
               <w:ind w:left="127"/>
             </w:pPr>
@@ -1460,7 +1567,7 @@
           </w:p>
           <w:p>
             <w:pPr>
-              <w:pStyle w:val="TableText"/>
+              <w:pStyle w:val="6"/>
               <w:spacing w:before="122" w:line="219" w:lineRule="auto"/>
               <w:ind w:left="608"/>
             </w:pPr>
@@ -1476,34 +1583,59 @@
     </w:tbl>
     <w:p>
       <w:pPr>
-        <w:pStyle w:val="BodyText"/>
+        <w:pStyle w:val="2"/>
       </w:pPr>
     </w:p>
     <w:sectPr>
-      <w:footerReference w:type="default" r:id="rId7"/>
+      <w:footerReference r:id="rId6" w:type="default"/>
       <w:pgSz w:w="11910" w:h="16840"/>
       <w:pgMar w:top="871" w:right="1429" w:bottom="990" w:left="1415" w:header="0" w:footer="756" w:gutter="0"/>
-      <w:cols w:space="720"/>
+      <w:cols w:space="720" w:num="1"/>
     </w:sectPr>
   </w:body>
 </w:document>
 </file>
 
+<file path=word/endnotes.xml><?xml version="1.0" encoding="utf-8"?>
+<w:endnotes xmlns:wpc="http://schemas.microsoft.com/office/word/2010/wordprocessingCanvas" xmlns:mc="http://schemas.openxmlformats.org/markup-compatibility/2006" xmlns:o="urn:schemas-microsoft-com:office:office" xmlns:r="http://schemas.openxmlformats.org/officeDocument/2006/relationships" xmlns:m="http://schemas.openxmlformats.org/officeDocument/2006/math" xmlns:v="urn:schemas-microsoft-com:vml" xmlns:wp14="http://schemas.microsoft.com/office/word/2010/wordprocessingDrawing" xmlns:wp="http://schemas.openxmlformats.org/drawingml/2006/wordprocessingDrawing" xmlns:w="http://schemas.openxmlformats.org/wordprocessingml/2006/main" xmlns:w14="http://schemas.microsoft.com/office/word/2010/wordml" xmlns:w15="http://schemas.microsoft.com/office/word/2012/wordml" xmlns:w10="urn:schemas-microsoft-com:office:word" xmlns:wpg="http://schemas.microsoft.com/office/word/2010/wordprocessingGroup" xmlns:wpi="http://schemas.microsoft.com/office/word/2010/wordprocessingInk" xmlns:wne="http://schemas.microsoft.com/office/word/2006/wordml" xmlns:wps="http://schemas.microsoft.com/office/word/2010/wordprocessingShape" xmlns:wpsCustomData="http://www.wps.cn/officeDocument/2013/wpsCustomData" mc:Ignorable="w14 w15 wp14">
+  <w:endnote w:type="separator" w:id="0">
+    <w:p>
+      <w:pPr>
+        <w:spacing w:line="240" w:lineRule="auto"/>
+      </w:pPr>
+      <w:r>
+        <w:separator/>
+      </w:r>
+    </w:p>
+  </w:endnote>
+  <w:endnote w:type="continuationSeparator" w:id="1">
+    <w:p>
+      <w:pPr>
+        <w:spacing w:line="240" w:lineRule="auto"/>
+      </w:pPr>
+      <w:r>
+        <w:continuationSeparator/>
+      </w:r>
+    </w:p>
+  </w:endnote>
+</w:endnotes>
+</file>
+
 <file path=word/footer1.xml><?xml version="1.0" encoding="utf-8"?>
-<w:ftr xmlns:wpc="http://schemas.microsoft.com/office/word/2010/wordprocessingCanvas" xmlns:mc="http://schemas.openxmlformats.org/markup-compatibility/2006" xmlns:o="urn:schemas-microsoft-com:office:office" xmlns:r="http://schemas.openxmlformats.org/officeDocument/2006/relationships" xmlns:m="http://schemas.openxmlformats.org/officeDocument/2006/math" xmlns:v="urn:schemas-microsoft-com:vml" xmlns:wp14="http://schemas.microsoft.com/office/word/2010/wordprocessingDrawing" xmlns:wp="http://schemas.openxmlformats.org/drawingml/2006/wordprocessingDrawing" xmlns:w10="urn:schemas-microsoft-com:office:word" xmlns:w="http://schemas.openxmlformats.org/wordprocessingml/2006/main" xmlns:w14="http://schemas.microsoft.com/office/word/2010/wordml" xmlns:w15="http://schemas.microsoft.com/office/word/2012/wordml" xmlns:wne="http://schemas.microsoft.com/office/word/2006/wordml" xmlns:wpg="http://schemas.microsoft.com/office/word/2010/wordprocessingGroup" xmlns:wpi="http://schemas.microsoft.com/office/word/2010/wordprocessingInk" xmlns:wps="http://schemas.microsoft.com/office/word/2010/wordprocessingShape" mc:Ignorable="w14 w15 wp14">
+<w:ftr xmlns:wpc="http://schemas.microsoft.com/office/word/2010/wordprocessingCanvas" xmlns:mc="http://schemas.openxmlformats.org/markup-compatibility/2006" xmlns:o="urn:schemas-microsoft-com:office:office" xmlns:r="http://schemas.openxmlformats.org/officeDocument/2006/relationships" xmlns:m="http://schemas.openxmlformats.org/officeDocument/2006/math" xmlns:v="urn:schemas-microsoft-com:vml" xmlns:wp14="http://schemas.microsoft.com/office/word/2010/wordprocessingDrawing" xmlns:wp="http://schemas.openxmlformats.org/drawingml/2006/wordprocessingDrawing" xmlns:w10="urn:schemas-microsoft-com:office:word" xmlns:w="http://schemas.openxmlformats.org/wordprocessingml/2006/main" xmlns:w14="http://schemas.microsoft.com/office/word/2010/wordml" xmlns:w15="http://schemas.microsoft.com/office/word/2012/wordml" xmlns:wpg="http://schemas.microsoft.com/office/word/2010/wordprocessingGroup" xmlns:wpi="http://schemas.microsoft.com/office/word/2010/wordprocessingInk" xmlns:wne="http://schemas.microsoft.com/office/word/2006/wordml" xmlns:wps="http://schemas.microsoft.com/office/word/2010/wordprocessingShape" xmlns:wpsCustomData="http://www.wps.cn/officeDocument/2013/wpsCustomData" mc:Ignorable="w14 w15 wp14">
   <w:p>
     <w:pPr>
       <w:spacing w:line="230" w:lineRule="auto"/>
       <w:ind w:left="4513"/>
       <w:rPr>
-        <w:rFonts w:ascii="SimSun" w:eastAsia="SimSun" w:hAnsi="SimSun" w:cs="SimSun"/>
+        <w:rFonts w:ascii="宋体" w:hAnsi="宋体" w:eastAsia="宋体" w:cs="宋体"/>
         <w:sz w:val="18"/>
         <w:szCs w:val="18"/>
       </w:rPr>
     </w:pPr>
     <w:r>
       <w:rPr>
-        <w:rFonts w:ascii="SimSun" w:eastAsia="SimSun" w:hAnsi="SimSun" w:cs="SimSun"/>
+        <w:rFonts w:ascii="宋体" w:hAnsi="宋体" w:eastAsia="宋体" w:cs="宋体"/>
         <w:sz w:val="18"/>
         <w:szCs w:val="18"/>
       </w:rPr>
@@ -1514,44 +1646,20 @@
 </file>
 
 <file path=word/footer2.xml><?xml version="1.0" encoding="utf-8"?>
-<w:ftr xmlns:wpc="http://schemas.microsoft.com/office/word/2010/wordprocessingCanvas" xmlns:mc="http://schemas.openxmlformats.org/markup-compatibility/2006" xmlns:o="urn:schemas-microsoft-com:office:office" xmlns:r="http://schemas.openxmlformats.org/officeDocument/2006/relationships" xmlns:m="http://schemas.openxmlformats.org/officeDocument/2006/math" xmlns:v="urn:schemas-microsoft-com:vml" xmlns:wp14="http://schemas.microsoft.com/office/word/2010/wordprocessingDrawing" xmlns:wp="http://schemas.openxmlformats.org/drawingml/2006/wordprocessingDrawing" xmlns:w10="urn:schemas-microsoft-com:office:word" xmlns:w="http://schemas.openxmlformats.org/wordprocessingml/2006/main" xmlns:w14="http://schemas.microsoft.com/office/word/2010/wordml" xmlns:w15="http://schemas.microsoft.com/office/word/2012/wordml" xmlns:wne="http://schemas.microsoft.com/office/word/2006/wordml" xmlns:wpg="http://schemas.microsoft.com/office/word/2010/wordprocessingGroup" xmlns:wpi="http://schemas.microsoft.com/office/word/2010/wordprocessingInk" xmlns:wps="http://schemas.microsoft.com/office/word/2010/wordprocessingShape" mc:Ignorable="w14 w15 wp14">
+<w:ftr xmlns:wpc="http://schemas.microsoft.com/office/word/2010/wordprocessingCanvas" xmlns:mc="http://schemas.openxmlformats.org/markup-compatibility/2006" xmlns:o="urn:schemas-microsoft-com:office:office" xmlns:r="http://schemas.openxmlformats.org/officeDocument/2006/relationships" xmlns:m="http://schemas.openxmlformats.org/officeDocument/2006/math" xmlns:v="urn:schemas-microsoft-com:vml" xmlns:wp14="http://schemas.microsoft.com/office/word/2010/wordprocessingDrawing" xmlns:wp="http://schemas.openxmlformats.org/drawingml/2006/wordprocessingDrawing" xmlns:w10="urn:schemas-microsoft-com:office:word" xmlns:w="http://schemas.openxmlformats.org/wordprocessingml/2006/main" xmlns:w14="http://schemas.microsoft.com/office/word/2010/wordml" xmlns:w15="http://schemas.microsoft.com/office/word/2012/wordml" xmlns:wpg="http://schemas.microsoft.com/office/word/2010/wordprocessingGroup" xmlns:wpi="http://schemas.microsoft.com/office/word/2010/wordprocessingInk" xmlns:wne="http://schemas.microsoft.com/office/word/2006/wordml" xmlns:wps="http://schemas.microsoft.com/office/word/2010/wordprocessingShape" xmlns:wpsCustomData="http://www.wps.cn/officeDocument/2013/wpsCustomData" mc:Ignorable="w14 w15 wp14">
   <w:p>
     <w:pPr>
-      <w:spacing w:line="230" w:lineRule="auto"/>
-      <w:ind w:left="4502"/>
+      <w:spacing w:line="229" w:lineRule="auto"/>
+      <w:ind w:left="4503"/>
       <w:rPr>
-        <w:rFonts w:ascii="SimSun" w:eastAsia="SimSun" w:hAnsi="SimSun" w:cs="SimSun"/>
+        <w:rFonts w:ascii="宋体" w:hAnsi="宋体" w:eastAsia="宋体" w:cs="宋体"/>
         <w:sz w:val="18"/>
         <w:szCs w:val="18"/>
       </w:rPr>
     </w:pPr>
     <w:r>
       <w:rPr>
-        <w:rFonts w:ascii="SimSun" w:eastAsia="SimSun" w:hAnsi="SimSun" w:cs="SimSun"/>
-        <w:sz w:val="18"/>
-        <w:szCs w:val="18"/>
-      </w:rPr>
-      <w:t>2</w:t>
-    </w:r>
-  </w:p>
-</w:ftr>
-</file>
-
-<file path=word/footer3.xml><?xml version="1.0" encoding="utf-8"?>
-<w:ftr xmlns:wpc="http://schemas.microsoft.com/office/word/2010/wordprocessingCanvas" xmlns:mc="http://schemas.openxmlformats.org/markup-compatibility/2006" xmlns:o="urn:schemas-microsoft-com:office:office" xmlns:r="http://schemas.openxmlformats.org/officeDocument/2006/relationships" xmlns:m="http://schemas.openxmlformats.org/officeDocument/2006/math" xmlns:v="urn:schemas-microsoft-com:vml" xmlns:wp14="http://schemas.microsoft.com/office/word/2010/wordprocessingDrawing" xmlns:wp="http://schemas.openxmlformats.org/drawingml/2006/wordprocessingDrawing" xmlns:w10="urn:schemas-microsoft-com:office:word" xmlns:w="http://schemas.openxmlformats.org/wordprocessingml/2006/main" xmlns:w14="http://schemas.microsoft.com/office/word/2010/wordml" xmlns:w15="http://schemas.microsoft.com/office/word/2012/wordml" xmlns:wne="http://schemas.microsoft.com/office/word/2006/wordml" xmlns:wpg="http://schemas.microsoft.com/office/word/2010/wordprocessingGroup" xmlns:wpi="http://schemas.microsoft.com/office/word/2010/wordprocessingInk" xmlns:wps="http://schemas.microsoft.com/office/word/2010/wordprocessingShape" mc:Ignorable="w14 w15 wp14">
-  <w:p>
-    <w:pPr>
-      <w:spacing w:line="229" w:lineRule="auto"/>
-      <w:ind w:left="4503"/>
-      <w:rPr>
-        <w:rFonts w:ascii="SimSun" w:eastAsia="SimSun" w:hAnsi="SimSun" w:cs="SimSun"/>
-        <w:sz w:val="18"/>
-        <w:szCs w:val="18"/>
-      </w:rPr>
-    </w:pPr>
-    <w:r>
-      <w:rPr>
-        <w:rFonts w:ascii="SimSun" w:eastAsia="SimSun" w:hAnsi="SimSun" w:cs="SimSun"/>
+        <w:rFonts w:ascii="宋体" w:hAnsi="宋体" w:eastAsia="宋体" w:cs="宋体"/>
         <w:sz w:val="18"/>
         <w:szCs w:val="18"/>
       </w:rPr>
@@ -1561,197 +1669,357 @@
 </w:ftr>
 </file>
 
+<file path=word/footnotes.xml><?xml version="1.0" encoding="utf-8"?>
+<w:footnotes xmlns:wpc="http://schemas.microsoft.com/office/word/2010/wordprocessingCanvas" xmlns:mc="http://schemas.openxmlformats.org/markup-compatibility/2006" xmlns:o="urn:schemas-microsoft-com:office:office" xmlns:r="http://schemas.openxmlformats.org/officeDocument/2006/relationships" xmlns:m="http://schemas.openxmlformats.org/officeDocument/2006/math" xmlns:v="urn:schemas-microsoft-com:vml" xmlns:wp14="http://schemas.microsoft.com/office/word/2010/wordprocessingDrawing" xmlns:wp="http://schemas.openxmlformats.org/drawingml/2006/wordprocessingDrawing" xmlns:w="http://schemas.openxmlformats.org/wordprocessingml/2006/main" xmlns:w14="http://schemas.microsoft.com/office/word/2010/wordml" xmlns:w15="http://schemas.microsoft.com/office/word/2012/wordml" xmlns:w10="urn:schemas-microsoft-com:office:word" xmlns:wpg="http://schemas.microsoft.com/office/word/2010/wordprocessingGroup" xmlns:wpi="http://schemas.microsoft.com/office/word/2010/wordprocessingInk" xmlns:wne="http://schemas.microsoft.com/office/word/2006/wordml" xmlns:wps="http://schemas.microsoft.com/office/word/2010/wordprocessingShape" xmlns:wpsCustomData="http://www.wps.cn/officeDocument/2013/wpsCustomData" mc:Ignorable="w14 w15 wp14">
+  <w:footnote w:type="separator" w:id="0">
+    <w:p>
+      <w:pPr>
+        <w:spacing w:before="0" w:after="0" w:line="240" w:lineRule="auto"/>
+      </w:pPr>
+      <w:r>
+        <w:separator/>
+      </w:r>
+    </w:p>
+  </w:footnote>
+  <w:footnote w:type="continuationSeparator" w:id="1">
+    <w:p>
+      <w:pPr>
+        <w:spacing w:before="0" w:after="0" w:line="240" w:lineRule="auto"/>
+      </w:pPr>
+      <w:r>
+        <w:continuationSeparator/>
+      </w:r>
+    </w:p>
+  </w:footnote>
+</w:footnotes>
+</file>
+
 <file path=word/styles.xml><?xml version="1.0" encoding="utf-8"?>
-<w:styles xmlns:mc="http://schemas.openxmlformats.org/markup-compatibility/2006" xmlns:r="http://schemas.openxmlformats.org/officeDocument/2006/relationships" xmlns:w="http://schemas.openxmlformats.org/wordprocessingml/2006/main" xmlns:w14="http://schemas.microsoft.com/office/word/2010/wordml" xmlns:w15="http://schemas.microsoft.com/office/word/2012/wordml" mc:Ignorable="w14 w15">
+<w:styles xmlns:mc="http://schemas.openxmlformats.org/markup-compatibility/2006" xmlns:o="urn:schemas-microsoft-com:office:office" xmlns:r="http://schemas.openxmlformats.org/officeDocument/2006/relationships" xmlns:m="http://schemas.openxmlformats.org/officeDocument/2006/math" xmlns:v="urn:schemas-microsoft-com:vml" xmlns:w="http://schemas.openxmlformats.org/wordprocessingml/2006/main" xmlns:w14="http://schemas.microsoft.com/office/word/2010/wordml" xmlns:w10="urn:schemas-microsoft-com:office:word" xmlns:sl="http://schemas.openxmlformats.org/schemaLibrary/2006/main" xmlns:wpsCustomData="http://www.wps.cn/officeDocument/2013/wpsCustomData" mc:Ignorable="w14">
   <w:docDefaults>
     <w:rPrDefault>
       <w:rPr>
-        <w:rFonts w:ascii="Arial" w:eastAsia="Arial" w:hAnsi="Arial" w:cs="Arial"/>
-        <w:snapToGrid w:val="0"/>
-        <w:color w:val="000000"/>
-        <w:kern w:val="0"/>
-        <w:sz w:val="21"/>
-        <w:szCs w:val="21"/>
-        <w:lang w:val="en-US" w:eastAsia="en-US" w:bidi="ar-SA"/>
+        <w:rFonts w:ascii="Arial" w:hAnsi="Arial" w:eastAsia="Arial" w:cs="Arial"/>
       </w:rPr>
     </w:rPrDefault>
-    <w:pPrDefault>
-      <w:pPr>
-        <w:spacing w:after="200" w:line="276" w:lineRule="auto"/>
-      </w:pPr>
-    </w:pPrDefault>
+    <w:pPrDefault/>
   </w:docDefaults>
-  <w:latentStyles w:defLockedState="0" w:defUIPriority="99" w:defSemiHidden="1" w:defUnhideWhenUsed="1" w:defQFormat="0" w:count="267">
-    <w:lsdException w:name="Normal" w:semiHidden="0" w:uiPriority="0" w:unhideWhenUsed="0" w:qFormat="1"/>
-    <w:lsdException w:name="heading 1" w:semiHidden="0" w:uiPriority="9" w:unhideWhenUsed="0" w:qFormat="1"/>
-    <w:lsdException w:name="heading 2" w:uiPriority="9" w:qFormat="1"/>
-    <w:lsdException w:name="heading 3" w:uiPriority="9" w:qFormat="1"/>
-    <w:lsdException w:name="heading 4" w:uiPriority="9" w:qFormat="1"/>
-    <w:lsdException w:name="heading 5" w:uiPriority="9" w:qFormat="1"/>
-    <w:lsdException w:name="heading 6" w:uiPriority="9" w:qFormat="1"/>
-    <w:lsdException w:name="heading 7" w:uiPriority="9" w:qFormat="1"/>
-    <w:lsdException w:name="heading 8" w:uiPriority="9" w:qFormat="1"/>
-    <w:lsdException w:name="heading 9" w:uiPriority="9" w:qFormat="1"/>
-    <w:lsdException w:name="toc 1" w:uiPriority="39"/>
-    <w:lsdException w:name="toc 2" w:uiPriority="39"/>
-    <w:lsdException w:name="toc 3" w:uiPriority="39"/>
-    <w:lsdException w:name="toc 4" w:uiPriority="39"/>
-    <w:lsdException w:name="toc 5" w:uiPriority="39"/>
-    <w:lsdException w:name="toc 6" w:uiPriority="39"/>
-    <w:lsdException w:name="toc 7" w:uiPriority="39"/>
-    <w:lsdException w:name="toc 8" w:uiPriority="39"/>
-    <w:lsdException w:name="toc 9" w:uiPriority="39"/>
-    <w:lsdException w:name="caption" w:uiPriority="35" w:qFormat="1"/>
-    <w:lsdException w:name="Title" w:semiHidden="0" w:uiPriority="10" w:unhideWhenUsed="0" w:qFormat="1"/>
-    <w:lsdException w:name="Default Paragraph Font" w:uiPriority="1"/>
-    <w:lsdException w:name="Subtitle" w:semiHidden="0" w:uiPriority="11" w:unhideWhenUsed="0" w:qFormat="1"/>
-    <w:lsdException w:name="Strong" w:semiHidden="0" w:uiPriority="22" w:unhideWhenUsed="0" w:qFormat="1"/>
-    <w:lsdException w:name="Emphasis" w:semiHidden="0" w:uiPriority="20" w:unhideWhenUsed="0" w:qFormat="1"/>
-    <w:lsdException w:name="Table Grid" w:semiHidden="0" w:uiPriority="59" w:unhideWhenUsed="0"/>
-    <w:lsdException w:name="Placeholder Text" w:unhideWhenUsed="0"/>
-    <w:lsdException w:name="No Spacing" w:semiHidden="0" w:uiPriority="1" w:unhideWhenUsed="0" w:qFormat="1"/>
-    <w:lsdException w:name="Light Shading" w:semiHidden="0" w:uiPriority="60" w:unhideWhenUsed="0"/>
-    <w:lsdException w:name="Light List" w:semiHidden="0" w:uiPriority="61" w:unhideWhenUsed="0"/>
-    <w:lsdException w:name="Light Grid" w:semiHidden="0" w:uiPriority="62" w:unhideWhenUsed="0"/>
-    <w:lsdException w:name="Medium Shading 1" w:semiHidden="0" w:uiPriority="63" w:unhideWhenUsed="0"/>
-    <w:lsdException w:name="Medium Shading 2" w:semiHidden="0" w:uiPriority="64" w:unhideWhenUsed="0"/>
-    <w:lsdException w:name="Medium List 1" w:semiHidden="0" w:uiPriority="65" w:unhideWhenUsed="0"/>
-    <w:lsdException w:name="Medium List 2" w:semiHidden="0" w:uiPriority="66" w:unhideWhenUsed="0"/>
-    <w:lsdException w:name="Medium Grid 1" w:semiHidden="0" w:uiPriority="67" w:unhideWhenUsed="0"/>
-    <w:lsdException w:name="Medium Grid 2" w:semiHidden="0" w:uiPriority="68" w:unhideWhenUsed="0"/>
-    <w:lsdException w:name="Medium Grid 3" w:semiHidden="0" w:uiPriority="69" w:unhideWhenUsed="0"/>
-    <w:lsdException w:name="Dark List" w:semiHidden="0" w:uiPriority="70" w:unhideWhenUsed="0"/>
-    <w:lsdException w:name="Colorful Shading" w:semiHidden="0" w:uiPriority="71" w:unhideWhenUsed="0"/>
-    <w:lsdException w:name="Colorful List" w:semiHidden="0" w:uiPriority="72" w:unhideWhenUsed="0"/>
-    <w:lsdException w:name="Colorful Grid" w:semiHidden="0" w:uiPriority="73" w:unhideWhenUsed="0"/>
-    <w:lsdException w:name="Light Shading Accent 1" w:semiHidden="0" w:uiPriority="60" w:unhideWhenUsed="0"/>
-    <w:lsdException w:name="Light List Accent 1" w:semiHidden="0" w:uiPriority="61" w:unhideWhenUsed="0"/>
-    <w:lsdException w:name="Light Grid Accent 1" w:semiHidden="0" w:uiPriority="62" w:unhideWhenUsed="0"/>
-    <w:lsdException w:name="Medium Shading 1 Accent 1" w:semiHidden="0" w:uiPriority="63" w:unhideWhenUsed="0"/>
-    <w:lsdException w:name="Medium Shading 2 Accent 1" w:semiHidden="0" w:uiPriority="64" w:unhideWhenUsed="0"/>
-    <w:lsdException w:name="Medium List 1 Accent 1" w:semiHidden="0" w:uiPriority="65" w:unhideWhenUsed="0"/>
-    <w:lsdException w:name="Revision" w:unhideWhenUsed="0"/>
-    <w:lsdException w:name="List Paragraph" w:semiHidden="0" w:uiPriority="34" w:unhideWhenUsed="0" w:qFormat="1"/>
-    <w:lsdException w:name="Quote" w:semiHidden="0" w:uiPriority="29" w:unhideWhenUsed="0" w:qFormat="1"/>
-    <w:lsdException w:name="Intense Quote" w:semiHidden="0" w:uiPriority="30" w:unhideWhenUsed="0" w:qFormat="1"/>
-    <w:lsdException w:name="Medium List 2 Accent 1" w:semiHidden="0" w:uiPriority="66" w:unhideWhenUsed="0"/>
-    <w:lsdException w:name="Medium Grid 1 Accent 1" w:semiHidden="0" w:uiPriority="67" w:unhideWhenUsed="0"/>
-    <w:lsdException w:name="Medium Grid 2 Accent 1" w:semiHidden="0" w:uiPriority="68" w:unhideWhenUsed="0"/>
-    <w:lsdException w:name="Medium Grid 3 Accent 1" w:semiHidden="0" w:uiPriority="69" w:unhideWhenUsed="0"/>
-    <w:lsdException w:name="Dark List Accent 1" w:semiHidden="0" w:uiPriority="70" w:unhideWhenUsed="0"/>
-    <w:lsdException w:name="Colorful Shading Accent 1" w:semiHidden="0" w:uiPriority="71" w:unhideWhenUsed="0"/>
-    <w:lsdException w:name="Colorful List Accent 1" w:semiHidden="0" w:uiPriority="72" w:unhideWhenUsed="0"/>
-    <w:lsdException w:name="Colorful Grid Accent 1" w:semiHidden="0" w:uiPriority="73" w:unhideWhenUsed="0"/>
-    <w:lsdException w:name="Light Shading Accent 2" w:semiHidden="0" w:uiPriority="60" w:unhideWhenUsed="0"/>
-    <w:lsdException w:name="Light List Accent 2" w:semiHidden="0" w:uiPriority="61" w:unhideWhenUsed="0"/>
-    <w:lsdException w:name="Light Grid Accent 2" w:semiHidden="0" w:uiPriority="62" w:unhideWhenUsed="0"/>
-    <w:lsdException w:name="Medium Shading 1 Accent 2" w:semiHidden="0" w:uiPriority="63" w:unhideWhenUsed="0"/>
-    <w:lsdException w:name="Medium Shading 2 Accent 2" w:semiHidden="0" w:uiPriority="64" w:unhideWhenUsed="0"/>
-    <w:lsdException w:name="Medium List 1 Accent 2" w:semiHidden="0" w:uiPriority="65" w:unhideWhenUsed="0"/>
-    <w:lsdException w:name="Medium List 2 Accent 2" w:semiHidden="0" w:uiPriority="66" w:unhideWhenUsed="0"/>
-    <w:lsdException w:name="Medium Grid 1 Accent 2" w:semiHidden="0" w:uiPriority="67" w:unhideWhenUsed="0"/>
-    <w:lsdException w:name="Medium Grid 2 Accent 2" w:semiHidden="0" w:uiPriority="68" w:unhideWhenUsed="0"/>
-    <w:lsdException w:name="Medium Grid 3 Accent 2" w:semiHidden="0" w:uiPriority="69" w:unhideWhenUsed="0"/>
-    <w:lsdException w:name="Dark List Accent 2" w:semiHidden="0" w:uiPriority="70" w:unhideWhenUsed="0"/>
-    <w:lsdException w:name="Colorful Shading Accent 2" w:semiHidden="0" w:uiPriority="71" w:unhideWhenUsed="0"/>
-    <w:lsdException w:name="Colorful List Accent 2" w:semiHidden="0" w:uiPriority="72" w:unhideWhenUsed="0"/>
-    <w:lsdException w:name="Colorful Grid Accent 2" w:semiHidden="0" w:uiPriority="73" w:unhideWhenUsed="0"/>
-    <w:lsdException w:name="Light Shading Accent 3" w:semiHidden="0" w:uiPriority="60" w:unhideWhenUsed="0"/>
-    <w:lsdException w:name="Light List Accent 3" w:semiHidden="0" w:uiPriority="61" w:unhideWhenUsed="0"/>
-    <w:lsdException w:name="Light Grid Accent 3" w:semiHidden="0" w:uiPriority="62" w:unhideWhenUsed="0"/>
-    <w:lsdException w:name="Medium Shading 1 Accent 3" w:semiHidden="0" w:uiPriority="63" w:unhideWhenUsed="0"/>
-    <w:lsdException w:name="Medium Shading 2 Accent 3" w:semiHidden="0" w:uiPriority="64" w:unhideWhenUsed="0"/>
-    <w:lsdException w:name="Medium List 1 Accent 3" w:semiHidden="0" w:uiPriority="65" w:unhideWhenUsed="0"/>
-    <w:lsdException w:name="Medium List 2 Accent 3" w:semiHidden="0" w:uiPriority="66" w:unhideWhenUsed="0"/>
-    <w:lsdException w:name="Medium Grid 1 Accent 3" w:semiHidden="0" w:uiPriority="67" w:unhideWhenUsed="0"/>
-    <w:lsdException w:name="Medium Grid 2 Accent 3" w:semiHidden="0" w:uiPriority="68" w:unhideWhenUsed="0"/>
-    <w:lsdException w:name="Medium Grid 3 Accent 3" w:semiHidden="0" w:uiPriority="69" w:unhideWhenUsed="0"/>
-    <w:lsdException w:name="Dark List Accent 3" w:semiHidden="0" w:uiPriority="70" w:unhideWhenUsed="0"/>
-    <w:lsdException w:name="Colorful Shading Accent 3" w:semiHidden="0" w:uiPriority="71" w:unhideWhenUsed="0"/>
-    <w:lsdException w:name="Colorful List Accent 3" w:semiHidden="0" w:uiPriority="72" w:unhideWhenUsed="0"/>
-    <w:lsdException w:name="Colorful Grid Accent 3" w:semiHidden="0" w:uiPriority="73" w:unhideWhenUsed="0"/>
-    <w:lsdException w:name="Light Shading Accent 4" w:semiHidden="0" w:uiPriority="60" w:unhideWhenUsed="0"/>
-    <w:lsdException w:name="Light List Accent 4" w:semiHidden="0" w:uiPriority="61" w:unhideWhenUsed="0"/>
-    <w:lsdException w:name="Light Grid Accent 4" w:semiHidden="0" w:uiPriority="62" w:unhideWhenUsed="0"/>
-    <w:lsdException w:name="Medium Shading 1 Accent 4" w:semiHidden="0" w:uiPriority="63" w:unhideWhenUsed="0"/>
-    <w:lsdException w:name="Medium Shading 2 Accent 4" w:semiHidden="0" w:uiPriority="64" w:unhideWhenUsed="0"/>
-    <w:lsdException w:name="Medium List 1 Accent 4" w:semiHidden="0" w:uiPriority="65" w:unhideWhenUsed="0"/>
-    <w:lsdException w:name="Medium List 2 Accent 4" w:semiHidden="0" w:uiPriority="66" w:unhideWhenUsed="0"/>
-    <w:lsdException w:name="Medium Grid 1 Accent 4" w:semiHidden="0" w:uiPriority="67" w:unhideWhenUsed="0"/>
-    <w:lsdException w:name="Medium Grid 2 Accent 4" w:semiHidden="0" w:uiPriority="68" w:unhideWhenUsed="0"/>
-    <w:lsdException w:name="Medium Grid 3 Accent 4" w:semiHidden="0" w:uiPriority="69" w:unhideWhenUsed="0"/>
-    <w:lsdException w:name="Dark List Accent 4" w:semiHidden="0" w:uiPriority="70" w:unhideWhenUsed="0"/>
-    <w:lsdException w:name="Colorful Shading Accent 4" w:semiHidden="0" w:uiPriority="71" w:unhideWhenUsed="0"/>
-    <w:lsdException w:name="Colorful List Accent 4" w:semiHidden="0" w:uiPriority="72" w:unhideWhenUsed="0"/>
-    <w:lsdException w:name="Colorful Grid Accent 4" w:semiHidden="0" w:uiPriority="73" w:unhideWhenUsed="0"/>
-    <w:lsdException w:name="Light Shading Accent 5" w:semiHidden="0" w:uiPriority="60" w:unhideWhenUsed="0"/>
-    <w:lsdException w:name="Light List Accent 5" w:semiHidden="0" w:uiPriority="61" w:unhideWhenUsed="0"/>
-    <w:lsdException w:name="Light Grid Accent 5" w:semiHidden="0" w:uiPriority="62" w:unhideWhenUsed="0"/>
-    <w:lsdException w:name="Medium Shading 1 Accent 5" w:semiHidden="0" w:uiPriority="63" w:unhideWhenUsed="0"/>
-    <w:lsdException w:name="Medium Shading 2 Accent 5" w:semiHidden="0" w:uiPriority="64" w:unhideWhenUsed="0"/>
-    <w:lsdException w:name="Medium List 1 Accent 5" w:semiHidden="0" w:uiPriority="65" w:unhideWhenUsed="0"/>
-    <w:lsdException w:name="Medium List 2 Accent 5" w:semiHidden="0" w:uiPriority="66" w:unhideWhenUsed="0"/>
-    <w:lsdException w:name="Medium Grid 1 Accent 5" w:semiHidden="0" w:uiPriority="67" w:unhideWhenUsed="0"/>
-    <w:lsdException w:name="Medium Grid 2 Accent 5" w:semiHidden="0" w:uiPriority="68" w:unhideWhenUsed="0"/>
-    <w:lsdException w:name="Medium Grid 3 Accent 5" w:semiHidden="0" w:uiPriority="69" w:unhideWhenUsed="0"/>
-    <w:lsdException w:name="Dark List Accent 5" w:semiHidden="0" w:uiPriority="70" w:unhideWhenUsed="0"/>
-    <w:lsdException w:name="Colorful Shading Accent 5" w:semiHidden="0" w:uiPriority="71" w:unhideWhenUsed="0"/>
-    <w:lsdException w:name="Colorful List Accent 5" w:semiHidden="0" w:uiPriority="72" w:unhideWhenUsed="0"/>
-    <w:lsdException w:name="Colorful Grid Accent 5" w:semiHidden="0" w:uiPriority="73" w:unhideWhenUsed="0"/>
-    <w:lsdException w:name="Light Shading Accent 6" w:semiHidden="0" w:uiPriority="60" w:unhideWhenUsed="0"/>
-    <w:lsdException w:name="Light List Accent 6" w:semiHidden="0" w:uiPriority="61" w:unhideWhenUsed="0"/>
-    <w:lsdException w:name="Light Grid Accent 6" w:semiHidden="0" w:uiPriority="62" w:unhideWhenUsed="0"/>
-    <w:lsdException w:name="Medium Shading 1 Accent 6" w:semiHidden="0" w:uiPriority="63" w:unhideWhenUsed="0"/>
-    <w:lsdException w:name="Medium Shading 2 Accent 6" w:semiHidden="0" w:uiPriority="64" w:unhideWhenUsed="0"/>
-    <w:lsdException w:name="Medium List 1 Accent 6" w:semiHidden="0" w:uiPriority="65" w:unhideWhenUsed="0"/>
-    <w:lsdException w:name="Medium List 2 Accent 6" w:semiHidden="0" w:uiPriority="66" w:unhideWhenUsed="0"/>
-    <w:lsdException w:name="Medium Grid 1 Accent 6" w:semiHidden="0" w:uiPriority="67" w:unhideWhenUsed="0"/>
-    <w:lsdException w:name="Medium Grid 2 Accent 6" w:semiHidden="0" w:uiPriority="68" w:unhideWhenUsed="0"/>
-    <w:lsdException w:name="Medium Grid 3 Accent 6" w:semiHidden="0" w:uiPriority="69" w:unhideWhenUsed="0"/>
-    <w:lsdException w:name="Dark List Accent 6" w:semiHidden="0" w:uiPriority="70" w:unhideWhenUsed="0"/>
-    <w:lsdException w:name="Colorful Shading Accent 6" w:semiHidden="0" w:uiPriority="71" w:unhideWhenUsed="0"/>
-    <w:lsdException w:name="Colorful List Accent 6" w:semiHidden="0" w:uiPriority="72" w:unhideWhenUsed="0"/>
-    <w:lsdException w:name="Colorful Grid Accent 6" w:semiHidden="0" w:uiPriority="73" w:unhideWhenUsed="0"/>
-    <w:lsdException w:name="Subtle Emphasis" w:semiHidden="0" w:uiPriority="19" w:unhideWhenUsed="0" w:qFormat="1"/>
-    <w:lsdException w:name="Intense Emphasis" w:semiHidden="0" w:uiPriority="21" w:unhideWhenUsed="0" w:qFormat="1"/>
-    <w:lsdException w:name="Subtle Reference" w:semiHidden="0" w:uiPriority="31" w:unhideWhenUsed="0" w:qFormat="1"/>
-    <w:lsdException w:name="Intense Reference" w:semiHidden="0" w:uiPriority="32" w:unhideWhenUsed="0" w:qFormat="1"/>
-    <w:lsdException w:name="Book Title" w:semiHidden="0" w:uiPriority="33" w:unhideWhenUsed="0" w:qFormat="1"/>
-    <w:lsdException w:name="Bibliography" w:uiPriority="37"/>
-    <w:lsdException w:name="TOC Heading" w:uiPriority="39" w:qFormat="1"/>
+  <w:latentStyles w:count="260" w:defQFormat="0" w:defUnhideWhenUsed="1" w:defSemiHidden="1" w:defUIPriority="99" w:defLockedState="0">
+    <w:lsdException w:qFormat="1" w:unhideWhenUsed="0" w:uiPriority="0" w:name="Normal"/>
+    <w:lsdException w:qFormat="1" w:unhideWhenUsed="0" w:uiPriority="9" w:semiHidden="0" w:name="heading 1"/>
+    <w:lsdException w:qFormat="1" w:uiPriority="9" w:name="heading 2"/>
+    <w:lsdException w:qFormat="1" w:uiPriority="9" w:name="heading 3"/>
+    <w:lsdException w:qFormat="1" w:uiPriority="9" w:name="heading 4"/>
+    <w:lsdException w:qFormat="1" w:uiPriority="9" w:name="heading 5"/>
+    <w:lsdException w:qFormat="1" w:uiPriority="9" w:name="heading 6"/>
+    <w:lsdException w:qFormat="1" w:uiPriority="9" w:name="heading 7"/>
+    <w:lsdException w:qFormat="1" w:uiPriority="9" w:name="heading 8"/>
+    <w:lsdException w:qFormat="1" w:uiPriority="9" w:name="heading 9"/>
+    <w:lsdException w:uiPriority="99" w:name="index 1"/>
+    <w:lsdException w:uiPriority="99" w:name="index 2"/>
+    <w:lsdException w:uiPriority="99" w:name="index 3"/>
+    <w:lsdException w:uiPriority="99" w:name="index 4"/>
+    <w:lsdException w:uiPriority="99" w:name="index 5"/>
+    <w:lsdException w:uiPriority="99" w:name="index 6"/>
+    <w:lsdException w:uiPriority="99" w:name="index 7"/>
+    <w:lsdException w:uiPriority="99" w:name="index 8"/>
+    <w:lsdException w:uiPriority="99" w:name="index 9"/>
+    <w:lsdException w:uiPriority="39" w:name="toc 1"/>
+    <w:lsdException w:uiPriority="39" w:name="toc 2"/>
+    <w:lsdException w:uiPriority="39" w:name="toc 3"/>
+    <w:lsdException w:uiPriority="39" w:name="toc 4"/>
+    <w:lsdException w:uiPriority="39" w:name="toc 5"/>
+    <w:lsdException w:uiPriority="39" w:name="toc 6"/>
+    <w:lsdException w:uiPriority="39" w:name="toc 7"/>
+    <w:lsdException w:uiPriority="39" w:name="toc 8"/>
+    <w:lsdException w:uiPriority="39" w:name="toc 9"/>
+    <w:lsdException w:uiPriority="99" w:name="Normal Indent"/>
+    <w:lsdException w:uiPriority="99" w:name="footnote text"/>
+    <w:lsdException w:uiPriority="99" w:name="annotation text"/>
+    <w:lsdException w:uiPriority="99" w:name="header"/>
+    <w:lsdException w:uiPriority="99" w:name="footer"/>
+    <w:lsdException w:uiPriority="99" w:name="index heading"/>
+    <w:lsdException w:qFormat="1" w:uiPriority="35" w:name="caption"/>
+    <w:lsdException w:uiPriority="99" w:name="table of figures"/>
+    <w:lsdException w:uiPriority="99" w:name="envelope address"/>
+    <w:lsdException w:uiPriority="99" w:name="envelope return"/>
+    <w:lsdException w:uiPriority="99" w:name="footnote reference"/>
+    <w:lsdException w:uiPriority="99" w:name="annotation reference"/>
+    <w:lsdException w:uiPriority="99" w:name="line number"/>
+    <w:lsdException w:uiPriority="99" w:name="page number"/>
+    <w:lsdException w:uiPriority="99" w:name="endnote reference"/>
+    <w:lsdException w:uiPriority="99" w:name="endnote text"/>
+    <w:lsdException w:uiPriority="99" w:name="table of authorities"/>
+    <w:lsdException w:uiPriority="99" w:name="macro"/>
+    <w:lsdException w:uiPriority="99" w:name="toa heading"/>
+    <w:lsdException w:uiPriority="99" w:name="List"/>
+    <w:lsdException w:uiPriority="99" w:name="List Bullet"/>
+    <w:lsdException w:uiPriority="99" w:name="List Number"/>
+    <w:lsdException w:uiPriority="99" w:name="List 2"/>
+    <w:lsdException w:uiPriority="99" w:name="List 3"/>
+    <w:lsdException w:uiPriority="99" w:name="List 4"/>
+    <w:lsdException w:uiPriority="99" w:name="List 5"/>
+    <w:lsdException w:uiPriority="99" w:name="List Bullet 2"/>
+    <w:lsdException w:uiPriority="99" w:name="List Bullet 3"/>
+    <w:lsdException w:uiPriority="99" w:name="List Bullet 4"/>
+    <w:lsdException w:uiPriority="99" w:name="List Bullet 5"/>
+    <w:lsdException w:uiPriority="99" w:name="List Number 2"/>
+    <w:lsdException w:uiPriority="99" w:name="List Number 3"/>
+    <w:lsdException w:uiPriority="99" w:name="List Number 4"/>
+    <w:lsdException w:uiPriority="99" w:name="List Number 5"/>
+    <w:lsdException w:qFormat="1" w:unhideWhenUsed="0" w:uiPriority="10" w:semiHidden="0" w:name="Title"/>
+    <w:lsdException w:uiPriority="99" w:name="Closing"/>
+    <w:lsdException w:uiPriority="99" w:name="Signature"/>
+    <w:lsdException w:qFormat="1" w:uiPriority="1" w:name="Default Paragraph Font"/>
+    <w:lsdException w:qFormat="1" w:unhideWhenUsed="0" w:uiPriority="0" w:name="Body Text"/>
+    <w:lsdException w:uiPriority="99" w:name="Body Text Indent"/>
+    <w:lsdException w:uiPriority="99" w:name="List Continue"/>
+    <w:lsdException w:uiPriority="99" w:name="List Continue 2"/>
+    <w:lsdException w:uiPriority="99" w:name="List Continue 3"/>
+    <w:lsdException w:uiPriority="99" w:name="List Continue 4"/>
+    <w:lsdException w:uiPriority="99" w:name="List Continue 5"/>
+    <w:lsdException w:uiPriority="99" w:name="Message Header"/>
+    <w:lsdException w:qFormat="1" w:unhideWhenUsed="0" w:uiPriority="11" w:semiHidden="0" w:name="Subtitle"/>
+    <w:lsdException w:uiPriority="99" w:name="Salutation"/>
+    <w:lsdException w:uiPriority="99" w:name="Date"/>
+    <w:lsdException w:uiPriority="99" w:name="Body Text First Indent"/>
+    <w:lsdException w:uiPriority="99" w:name="Body Text First Indent 2"/>
+    <w:lsdException w:uiPriority="99" w:name="Note Heading"/>
+    <w:lsdException w:uiPriority="99" w:name="Body Text 2"/>
+    <w:lsdException w:uiPriority="99" w:name="Body Text 3"/>
+    <w:lsdException w:uiPriority="99" w:name="Body Text Indent 2"/>
+    <w:lsdException w:uiPriority="99" w:name="Body Text Indent 3"/>
+    <w:lsdException w:uiPriority="99" w:name="Block Text"/>
+    <w:lsdException w:uiPriority="99" w:name="Hyperlink"/>
+    <w:lsdException w:uiPriority="99" w:name="FollowedHyperlink"/>
+    <w:lsdException w:qFormat="1" w:unhideWhenUsed="0" w:uiPriority="22" w:semiHidden="0" w:name="Strong"/>
+    <w:lsdException w:qFormat="1" w:unhideWhenUsed="0" w:uiPriority="20" w:semiHidden="0" w:name="Emphasis"/>
+    <w:lsdException w:uiPriority="99" w:name="Document Map"/>
+    <w:lsdException w:uiPriority="99" w:name="Plain Text"/>
+    <w:lsdException w:uiPriority="99" w:name="E-mail Signature"/>
+    <w:lsdException w:uiPriority="99" w:name="Normal (Web)"/>
+    <w:lsdException w:uiPriority="99" w:name="HTML Acronym"/>
+    <w:lsdException w:uiPriority="99" w:name="HTML Address"/>
+    <w:lsdException w:uiPriority="99" w:name="HTML Cite"/>
+    <w:lsdException w:uiPriority="99" w:name="HTML Code"/>
+    <w:lsdException w:uiPriority="99" w:name="HTML Definition"/>
+    <w:lsdException w:uiPriority="99" w:name="HTML Keyboard"/>
+    <w:lsdException w:uiPriority="99" w:name="HTML Preformatted"/>
+    <w:lsdException w:uiPriority="99" w:name="HTML Sample"/>
+    <w:lsdException w:uiPriority="99" w:name="HTML Typewriter"/>
+    <w:lsdException w:uiPriority="99" w:name="HTML Variable"/>
+    <w:lsdException w:qFormat="1" w:uiPriority="99" w:name="Normal Table"/>
+    <w:lsdException w:uiPriority="99" w:name="annotation subject"/>
+    <w:lsdException w:uiPriority="99" w:name="Table Simple 1"/>
+    <w:lsdException w:uiPriority="99" w:name="Table Simple 2"/>
+    <w:lsdException w:uiPriority="99" w:name="Table Simple 3"/>
+    <w:lsdException w:uiPriority="99" w:name="Table Classic 1"/>
+    <w:lsdException w:uiPriority="99" w:name="Table Classic 2"/>
+    <w:lsdException w:uiPriority="99" w:name="Table Classic 3"/>
+    <w:lsdException w:uiPriority="99" w:name="Table Classic 4"/>
+    <w:lsdException w:uiPriority="99" w:name="Table Colorful 1"/>
+    <w:lsdException w:uiPriority="99" w:name="Table Colorful 2"/>
+    <w:lsdException w:uiPriority="99" w:name="Table Colorful 3"/>
+    <w:lsdException w:uiPriority="99" w:name="Table Columns 1"/>
+    <w:lsdException w:uiPriority="99" w:name="Table Columns 2"/>
+    <w:lsdException w:uiPriority="99" w:name="Table Columns 3"/>
+    <w:lsdException w:uiPriority="99" w:name="Table Columns 4"/>
+    <w:lsdException w:uiPriority="99" w:name="Table Columns 5"/>
+    <w:lsdException w:uiPriority="99" w:name="Table Grid 1"/>
+    <w:lsdException w:uiPriority="99" w:name="Table Grid 2"/>
+    <w:lsdException w:uiPriority="99" w:name="Table Grid 3"/>
+    <w:lsdException w:uiPriority="99" w:name="Table Grid 4"/>
+    <w:lsdException w:uiPriority="99" w:name="Table Grid 5"/>
+    <w:lsdException w:uiPriority="99" w:name="Table Grid 6"/>
+    <w:lsdException w:uiPriority="99" w:name="Table Grid 7"/>
+    <w:lsdException w:uiPriority="99" w:name="Table Grid 8"/>
+    <w:lsdException w:uiPriority="99" w:name="Table List 1"/>
+    <w:lsdException w:uiPriority="99" w:name="Table List 2"/>
+    <w:lsdException w:uiPriority="99" w:name="Table List 3"/>
+    <w:lsdException w:uiPriority="99" w:name="Table List 4"/>
+    <w:lsdException w:uiPriority="99" w:name="Table List 5"/>
+    <w:lsdException w:uiPriority="99" w:name="Table List 6"/>
+    <w:lsdException w:uiPriority="99" w:name="Table List 7"/>
+    <w:lsdException w:uiPriority="99" w:name="Table List 8"/>
+    <w:lsdException w:uiPriority="99" w:name="Table 3D effects 1"/>
+    <w:lsdException w:uiPriority="99" w:name="Table 3D effects 2"/>
+    <w:lsdException w:uiPriority="99" w:name="Table 3D effects 3"/>
+    <w:lsdException w:uiPriority="99" w:name="Table Contemporary"/>
+    <w:lsdException w:uiPriority="99" w:name="Table Elegant"/>
+    <w:lsdException w:uiPriority="99" w:name="Table Professional"/>
+    <w:lsdException w:uiPriority="99" w:name="Table Subtle 1"/>
+    <w:lsdException w:uiPriority="99" w:name="Table Subtle 2"/>
+    <w:lsdException w:uiPriority="99" w:name="Table Web 1"/>
+    <w:lsdException w:uiPriority="99" w:name="Table Web 2"/>
+    <w:lsdException w:uiPriority="99" w:name="Table Web 3"/>
+    <w:lsdException w:uiPriority="99" w:name="Balloon Text"/>
+    <w:lsdException w:unhideWhenUsed="0" w:uiPriority="59" w:semiHidden="0" w:name="Table Grid"/>
+    <w:lsdException w:uiPriority="99" w:name="Table Theme"/>
+    <w:lsdException w:unhideWhenUsed="0" w:uiPriority="60" w:semiHidden="0" w:name="Light Shading"/>
+    <w:lsdException w:unhideWhenUsed="0" w:uiPriority="61" w:semiHidden="0" w:name="Light List"/>
+    <w:lsdException w:unhideWhenUsed="0" w:uiPriority="62" w:semiHidden="0" w:name="Light Grid"/>
+    <w:lsdException w:unhideWhenUsed="0" w:uiPriority="63" w:semiHidden="0" w:name="Medium Shading 1"/>
+    <w:lsdException w:unhideWhenUsed="0" w:uiPriority="64" w:semiHidden="0" w:name="Medium Shading 2"/>
+    <w:lsdException w:unhideWhenUsed="0" w:uiPriority="65" w:semiHidden="0" w:name="Medium List 1"/>
+    <w:lsdException w:unhideWhenUsed="0" w:uiPriority="66" w:semiHidden="0" w:name="Medium List 2"/>
+    <w:lsdException w:unhideWhenUsed="0" w:uiPriority="67" w:semiHidden="0" w:name="Medium Grid 1"/>
+    <w:lsdException w:unhideWhenUsed="0" w:uiPriority="68" w:semiHidden="0" w:name="Medium Grid 2"/>
+    <w:lsdException w:unhideWhenUsed="0" w:uiPriority="69" w:semiHidden="0" w:name="Medium Grid 3"/>
+    <w:lsdException w:unhideWhenUsed="0" w:uiPriority="70" w:semiHidden="0" w:name="Dark List"/>
+    <w:lsdException w:unhideWhenUsed="0" w:uiPriority="71" w:semiHidden="0" w:name="Colorful Shading"/>
+    <w:lsdException w:unhideWhenUsed="0" w:uiPriority="72" w:semiHidden="0" w:name="Colorful List"/>
+    <w:lsdException w:unhideWhenUsed="0" w:uiPriority="73" w:semiHidden="0" w:name="Colorful Grid"/>
+    <w:lsdException w:unhideWhenUsed="0" w:uiPriority="60" w:semiHidden="0" w:name="Light Shading Accent 1"/>
+    <w:lsdException w:unhideWhenUsed="0" w:uiPriority="61" w:semiHidden="0" w:name="Light List Accent 1"/>
+    <w:lsdException w:unhideWhenUsed="0" w:uiPriority="62" w:semiHidden="0" w:name="Light Grid Accent 1"/>
+    <w:lsdException w:unhideWhenUsed="0" w:uiPriority="63" w:semiHidden="0" w:name="Medium Shading 1 Accent 1"/>
+    <w:lsdException w:unhideWhenUsed="0" w:uiPriority="64" w:semiHidden="0" w:name="Medium Shading 2 Accent 1"/>
+    <w:lsdException w:unhideWhenUsed="0" w:uiPriority="65" w:semiHidden="0" w:name="Medium List 1 Accent 1"/>
+    <w:lsdException w:unhideWhenUsed="0" w:uiPriority="66" w:semiHidden="0" w:name="Medium List 2 Accent 1"/>
+    <w:lsdException w:unhideWhenUsed="0" w:uiPriority="67" w:semiHidden="0" w:name="Medium Grid 1 Accent 1"/>
+    <w:lsdException w:unhideWhenUsed="0" w:uiPriority="68" w:semiHidden="0" w:name="Medium Grid 2 Accent 1"/>
+    <w:lsdException w:unhideWhenUsed="0" w:uiPriority="69" w:semiHidden="0" w:name="Medium Grid 3 Accent 1"/>
+    <w:lsdException w:unhideWhenUsed="0" w:uiPriority="70" w:semiHidden="0" w:name="Dark List Accent 1"/>
+    <w:lsdException w:unhideWhenUsed="0" w:uiPriority="71" w:semiHidden="0" w:name="Colorful Shading Accent 1"/>
+    <w:lsdException w:unhideWhenUsed="0" w:uiPriority="72" w:semiHidden="0" w:name="Colorful List Accent 1"/>
+    <w:lsdException w:unhideWhenUsed="0" w:uiPriority="73" w:semiHidden="0" w:name="Colorful Grid Accent 1"/>
+    <w:lsdException w:unhideWhenUsed="0" w:uiPriority="60" w:semiHidden="0" w:name="Light Shading Accent 2"/>
+    <w:lsdException w:unhideWhenUsed="0" w:uiPriority="61" w:semiHidden="0" w:name="Light List Accent 2"/>
+    <w:lsdException w:unhideWhenUsed="0" w:uiPriority="62" w:semiHidden="0" w:name="Light Grid Accent 2"/>
+    <w:lsdException w:unhideWhenUsed="0" w:uiPriority="63" w:semiHidden="0" w:name="Medium Shading 1 Accent 2"/>
+    <w:lsdException w:unhideWhenUsed="0" w:uiPriority="64" w:semiHidden="0" w:name="Medium Shading 2 Accent 2"/>
+    <w:lsdException w:unhideWhenUsed="0" w:uiPriority="65" w:semiHidden="0" w:name="Medium List 1 Accent 2"/>
+    <w:lsdException w:unhideWhenUsed="0" w:uiPriority="66" w:semiHidden="0" w:name="Medium List 2 Accent 2"/>
+    <w:lsdException w:unhideWhenUsed="0" w:uiPriority="67" w:semiHidden="0" w:name="Medium Grid 1 Accent 2"/>
+    <w:lsdException w:unhideWhenUsed="0" w:uiPriority="68" w:semiHidden="0" w:name="Medium Grid 2 Accent 2"/>
+    <w:lsdException w:unhideWhenUsed="0" w:uiPriority="69" w:semiHidden="0" w:name="Medium Grid 3 Accent 2"/>
+    <w:lsdException w:unhideWhenUsed="0" w:uiPriority="70" w:semiHidden="0" w:name="Dark List Accent 2"/>
+    <w:lsdException w:unhideWhenUsed="0" w:uiPriority="71" w:semiHidden="0" w:name="Colorful Shading Accent 2"/>
+    <w:lsdException w:unhideWhenUsed="0" w:uiPriority="72" w:semiHidden="0" w:name="Colorful List Accent 2"/>
+    <w:lsdException w:unhideWhenUsed="0" w:uiPriority="73" w:semiHidden="0" w:name="Colorful Grid Accent 2"/>
+    <w:lsdException w:unhideWhenUsed="0" w:uiPriority="60" w:semiHidden="0" w:name="Light Shading Accent 3"/>
+    <w:lsdException w:unhideWhenUsed="0" w:uiPriority="61" w:semiHidden="0" w:name="Light List Accent 3"/>
+    <w:lsdException w:unhideWhenUsed="0" w:uiPriority="62" w:semiHidden="0" w:name="Light Grid Accent 3"/>
+    <w:lsdException w:unhideWhenUsed="0" w:uiPriority="63" w:semiHidden="0" w:name="Medium Shading 1 Accent 3"/>
+    <w:lsdException w:unhideWhenUsed="0" w:uiPriority="64" w:semiHidden="0" w:name="Medium Shading 2 Accent 3"/>
+    <w:lsdException w:unhideWhenUsed="0" w:uiPriority="65" w:semiHidden="0" w:name="Medium List 1 Accent 3"/>
+    <w:lsdException w:unhideWhenUsed="0" w:uiPriority="66" w:semiHidden="0" w:name="Medium List 2 Accent 3"/>
+    <w:lsdException w:unhideWhenUsed="0" w:uiPriority="67" w:semiHidden="0" w:name="Medium Grid 1 Accent 3"/>
+    <w:lsdException w:unhideWhenUsed="0" w:uiPriority="68" w:semiHidden="0" w:name="Medium Grid 2 Accent 3"/>
+    <w:lsdException w:unhideWhenUsed="0" w:uiPriority="69" w:semiHidden="0" w:name="Medium Grid 3 Accent 3"/>
+    <w:lsdException w:unhideWhenUsed="0" w:uiPriority="70" w:semiHidden="0" w:name="Dark List Accent 3"/>
+    <w:lsdException w:unhideWhenUsed="0" w:uiPriority="71" w:semiHidden="0" w:name="Colorful Shading Accent 3"/>
+    <w:lsdException w:unhideWhenUsed="0" w:uiPriority="72" w:semiHidden="0" w:name="Colorful List Accent 3"/>
+    <w:lsdException w:unhideWhenUsed="0" w:uiPriority="73" w:semiHidden="0" w:name="Colorful Grid Accent 3"/>
+    <w:lsdException w:unhideWhenUsed="0" w:uiPriority="60" w:semiHidden="0" w:name="Light Shading Accent 4"/>
+    <w:lsdException w:unhideWhenUsed="0" w:uiPriority="61" w:semiHidden="0" w:name="Light List Accent 4"/>
+    <w:lsdException w:unhideWhenUsed="0" w:uiPriority="62" w:semiHidden="0" w:name="Light Grid Accent 4"/>
+    <w:lsdException w:unhideWhenUsed="0" w:uiPriority="63" w:semiHidden="0" w:name="Medium Shading 1 Accent 4"/>
+    <w:lsdException w:unhideWhenUsed="0" w:uiPriority="64" w:semiHidden="0" w:name="Medium Shading 2 Accent 4"/>
+    <w:lsdException w:unhideWhenUsed="0" w:uiPriority="65" w:semiHidden="0" w:name="Medium List 1 Accent 4"/>
+    <w:lsdException w:unhideWhenUsed="0" w:uiPriority="66" w:semiHidden="0" w:name="Medium List 2 Accent 4"/>
+    <w:lsdException w:unhideWhenUsed="0" w:uiPriority="67" w:semiHidden="0" w:name="Medium Grid 1 Accent 4"/>
+    <w:lsdException w:unhideWhenUsed="0" w:uiPriority="68" w:semiHidden="0" w:name="Medium Grid 2 Accent 4"/>
+    <w:lsdException w:unhideWhenUsed="0" w:uiPriority="69" w:semiHidden="0" w:name="Medium Grid 3 Accent 4"/>
+    <w:lsdException w:unhideWhenUsed="0" w:uiPriority="70" w:semiHidden="0" w:name="Dark List Accent 4"/>
+    <w:lsdException w:unhideWhenUsed="0" w:uiPriority="71" w:semiHidden="0" w:name="Colorful Shading Accent 4"/>
+    <w:lsdException w:unhideWhenUsed="0" w:uiPriority="72" w:semiHidden="0" w:name="Colorful List Accent 4"/>
+    <w:lsdException w:unhideWhenUsed="0" w:uiPriority="73" w:semiHidden="0" w:name="Colorful Grid Accent 4"/>
+    <w:lsdException w:unhideWhenUsed="0" w:uiPriority="60" w:semiHidden="0" w:name="Light Shading Accent 5"/>
+    <w:lsdException w:unhideWhenUsed="0" w:uiPriority="61" w:semiHidden="0" w:name="Light List Accent 5"/>
+    <w:lsdException w:unhideWhenUsed="0" w:uiPriority="62" w:semiHidden="0" w:name="Light Grid Accent 5"/>
+    <w:lsdException w:unhideWhenUsed="0" w:uiPriority="63" w:semiHidden="0" w:name="Medium Shading 1 Accent 5"/>
+    <w:lsdException w:unhideWhenUsed="0" w:uiPriority="64" w:semiHidden="0" w:name="Medium Shading 2 Accent 5"/>
+    <w:lsdException w:unhideWhenUsed="0" w:uiPriority="65" w:semiHidden="0" w:name="Medium List 1 Accent 5"/>
+    <w:lsdException w:unhideWhenUsed="0" w:uiPriority="66" w:semiHidden="0" w:name="Medium List 2 Accent 5"/>
+    <w:lsdException w:unhideWhenUsed="0" w:uiPriority="67" w:semiHidden="0" w:name="Medium Grid 1 Accent 5"/>
+    <w:lsdException w:unhideWhenUsed="0" w:uiPriority="68" w:semiHidden="0" w:name="Medium Grid 2 Accent 5"/>
+    <w:lsdException w:unhideWhenUsed="0" w:uiPriority="69" w:semiHidden="0" w:name="Medium Grid 3 Accent 5"/>
+    <w:lsdException w:unhideWhenUsed="0" w:uiPriority="70" w:semiHidden="0" w:name="Dark List Accent 5"/>
+    <w:lsdException w:unhideWhenUsed="0" w:uiPriority="71" w:semiHidden="0" w:name="Colorful Shading Accent 5"/>
+    <w:lsdException w:unhideWhenUsed="0" w:uiPriority="72" w:semiHidden="0" w:name="Colorful List Accent 5"/>
+    <w:lsdException w:unhideWhenUsed="0" w:uiPriority="73" w:semiHidden="0" w:name="Colorful Grid Accent 5"/>
+    <w:lsdException w:unhideWhenUsed="0" w:uiPriority="60" w:semiHidden="0" w:name="Light Shading Accent 6"/>
+    <w:lsdException w:unhideWhenUsed="0" w:uiPriority="61" w:semiHidden="0" w:name="Light List Accent 6"/>
+    <w:lsdException w:unhideWhenUsed="0" w:uiPriority="62" w:semiHidden="0" w:name="Light Grid Accent 6"/>
+    <w:lsdException w:unhideWhenUsed="0" w:uiPriority="63" w:semiHidden="0" w:name="Medium Shading 1 Accent 6"/>
+    <w:lsdException w:unhideWhenUsed="0" w:uiPriority="64" w:semiHidden="0" w:name="Medium Shading 2 Accent 6"/>
+    <w:lsdException w:unhideWhenUsed="0" w:uiPriority="65" w:semiHidden="0" w:name="Medium List 1 Accent 6"/>
+    <w:lsdException w:unhideWhenUsed="0" w:uiPriority="66" w:semiHidden="0" w:name="Medium List 2 Accent 6"/>
+    <w:lsdException w:unhideWhenUsed="0" w:uiPriority="67" w:semiHidden="0" w:name="Medium Grid 1 Accent 6"/>
+    <w:lsdException w:unhideWhenUsed="0" w:uiPriority="68" w:semiHidden="0" w:name="Medium Grid 2 Accent 6"/>
+    <w:lsdException w:unhideWhenUsed="0" w:uiPriority="69" w:semiHidden="0" w:name="Medium Grid 3 Accent 6"/>
+    <w:lsdException w:unhideWhenUsed="0" w:uiPriority="70" w:semiHidden="0" w:name="Dark List Accent 6"/>
+    <w:lsdException w:unhideWhenUsed="0" w:uiPriority="71" w:semiHidden="0" w:name="Colorful Shading Accent 6"/>
+    <w:lsdException w:unhideWhenUsed="0" w:uiPriority="72" w:semiHidden="0" w:name="Colorful List Accent 6"/>
+    <w:lsdException w:unhideWhenUsed="0" w:uiPriority="73" w:semiHidden="0" w:name="Colorful Grid Accent 6"/>
   </w:latentStyles>
-  <w:style w:type="paragraph" w:default="1" w:styleId="Normal">
+  <w:style w:type="paragraph" w:default="1" w:styleId="1">
     <w:name w:val="Normal"/>
     <w:semiHidden/>
     <w:qFormat/>
+    <w:uiPriority w:val="0"/>
     <w:pPr>
       <w:kinsoku w:val="0"/>
       <w:autoSpaceDE w:val="0"/>
       <w:autoSpaceDN w:val="0"/>
       <w:adjustRightInd w:val="0"/>
       <w:snapToGrid w:val="0"/>
-      <w:spacing w:line="240" w:lineRule="auto"/>
+      <w:spacing w:after="200" w:line="240" w:lineRule="auto"/>
       <w:jc w:val="left"/>
       <w:textAlignment w:val="baseline"/>
     </w:pPr>
     <w:rPr>
-      <w:noProof/>
+      <w:rFonts w:ascii="Arial" w:hAnsi="Arial" w:eastAsia="Arial" w:cs="Arial"/>
       <w:snapToGrid w:val="0"/>
       <w:color w:val="000000"/>
       <w:kern w:val="0"/>
+      <w:sz w:val="21"/>
+      <w:szCs w:val="21"/>
+      <w:lang w:val="en-US" w:eastAsia="en-US" w:bidi="ar-SA"/>
     </w:rPr>
   </w:style>
-  <w:style w:type="character" w:default="1" w:styleId="DefaultParagraphFont">
+  <w:style w:type="character" w:default="1" w:styleId="4">
     <w:name w:val="Default Paragraph Font"/>
-    <w:uiPriority w:val="1"/>
     <w:semiHidden/>
     <w:unhideWhenUsed/>
+    <w:qFormat/>
+    <w:uiPriority w:val="1"/>
   </w:style>
-  <w:style w:type="table" w:customStyle="1" w:styleId="TableNormal">
+  <w:style w:type="table" w:default="1" w:styleId="3">
+    <w:name w:val="Normal Table"/>
+    <w:semiHidden/>
+    <w:unhideWhenUsed/>
+    <w:qFormat/>
+    <w:uiPriority w:val="99"/>
+    <w:tblPr>
+      <w:tblCellMar>
+        <w:top w:w="0" w:type="dxa"/>
+        <w:left w:w="108" w:type="dxa"/>
+        <w:bottom w:w="0" w:type="dxa"/>
+        <w:right w:w="108" w:type="dxa"/>
+      </w:tblCellMar>
+    </w:tblPr>
+  </w:style>
+  <w:style w:type="paragraph" w:styleId="2">
+    <w:name w:val="Body Text"/>
+    <w:basedOn w:val="1"/>
+    <w:semiHidden/>
+    <w:qFormat/>
+    <w:uiPriority w:val="0"/>
+    <w:rPr>
+      <w:rFonts w:ascii="Arial" w:hAnsi="Arial" w:eastAsia="Arial" w:cs="Arial"/>
+      <w:sz w:val="21"/>
+      <w:szCs w:val="21"/>
+      <w:lang w:val="en-US" w:eastAsia="en-US" w:bidi="ar-SA"/>
+    </w:rPr>
+  </w:style>
+  <w:style w:type="table" w:customStyle="1" w:styleId="5">
     <w:name w:val="Table Normal"/>
     <w:semiHidden/>
     <w:unhideWhenUsed/>
     <w:qFormat/>
+    <w:uiPriority w:val="0"/>
     <w:tblPr>
       <w:tblCellMar>
         <w:top w:w="0" w:type="dxa"/>
@@ -1761,29 +2029,302 @@
       </w:tblCellMar>
     </w:tblPr>
   </w:style>
-  <w:style w:type="paragraph" w:styleId="BodyText">
-    <w:name w:val="Body Text"/>
-    <w:basedOn w:val="Normal"/>
+  <w:style w:type="paragraph" w:customStyle="1" w:styleId="6">
+    <w:name w:val="Table Text"/>
+    <w:basedOn w:val="1"/>
     <w:semiHidden/>
     <w:qFormat/>
+    <w:uiPriority w:val="0"/>
     <w:rPr>
-      <w:rFonts w:ascii="Arial" w:eastAsia="Arial" w:hAnsi="Arial" w:cs="Arial"/>
-      <w:sz w:val="21"/>
-      <w:szCs w:val="21"/>
-      <w:lang w:val="en-US" w:eastAsia="en-US" w:bidi="ar-SA"/>
-    </w:rPr>
-  </w:style>
-  <w:style w:type="paragraph" w:customStyle="1" w:styleId="TableText">
-    <w:name w:val="Table Text"/>
-    <w:basedOn w:val="Normal"/>
-    <w:semiHidden/>
-    <w:qFormat/>
-    <w:rPr>
-      <w:rFonts w:ascii="SimSun" w:eastAsia="SimSun" w:hAnsi="SimSun" w:cs="SimSun"/>
+      <w:rFonts w:ascii="宋体" w:hAnsi="宋体" w:eastAsia="宋体" w:cs="宋体"/>
       <w:sz w:val="24"/>
       <w:szCs w:val="24"/>
       <w:lang w:val="en-US" w:eastAsia="en-US" w:bidi="ar-SA"/>
     </w:rPr>
   </w:style>
 </w:styles>
+</file>
+
+<file path=word/theme/theme1.xml><?xml version="1.0" encoding="utf-8"?>
+<a:theme xmlns:a="http://schemas.openxmlformats.org/drawingml/2006/main" name="Office">
+  <a:themeElements>
+    <a:clrScheme name="Office">
+      <a:dk1>
+        <a:sysClr val="windowText" lastClr="000000"/>
+      </a:dk1>
+      <a:lt1>
+        <a:sysClr val="window" lastClr="FFFFFF"/>
+      </a:lt1>
+      <a:dk2>
+        <a:srgbClr val="1F497D"/>
+      </a:dk2>
+      <a:lt2>
+        <a:srgbClr val="EEECE1"/>
+      </a:lt2>
+      <a:accent1>
+        <a:srgbClr val="4F81BD"/>
+      </a:accent1>
+      <a:accent2>
+        <a:srgbClr val="C0504D"/>
+      </a:accent2>
+      <a:accent3>
+        <a:srgbClr val="9BBB59"/>
+      </a:accent3>
+      <a:accent4>
+        <a:srgbClr val="8064A2"/>
+      </a:accent4>
+      <a:accent5>
+        <a:srgbClr val="4BACC6"/>
+      </a:accent5>
+      <a:accent6>
+        <a:srgbClr val="F79646"/>
+      </a:accent6>
+      <a:hlink>
+        <a:srgbClr val="0000FF"/>
+      </a:hlink>
+      <a:folHlink>
+        <a:srgbClr val="800080"/>
+      </a:folHlink>
+    </a:clrScheme>
+    <a:fontScheme name="Office">
+      <a:majorFont>
+        <a:latin typeface="Cambria"/>
+        <a:ea typeface=""/>
+        <a:cs typeface=""/>
+        <a:font script="Jpan" typeface="ＭＳ ゴシック"/>
+        <a:font script="Hang" typeface="맑은 고딕"/>
+        <a:font script="Hans" typeface="宋体"/>
+        <a:font script="Hant" typeface="新細明體"/>
+        <a:font script="Arab" typeface="Times New Roman"/>
+        <a:font script="Hebr" typeface="Times New Roman"/>
+        <a:font script="Thai" typeface="Angsana New"/>
+        <a:font script="Ethi" typeface="Nyala"/>
+        <a:font script="Beng" typeface="Vrinda"/>
+        <a:font script="Gujr" typeface="Shruti"/>
+        <a:font script="Khmr" typeface="MoolBoran"/>
+        <a:font script="Knda" typeface="Tunga"/>
+        <a:font script="Guru" typeface="Raavi"/>
+        <a:font script="Cans" typeface="Euphemia"/>
+        <a:font script="Cher" typeface="Plantagenet Cherokee"/>
+        <a:font script="Yiii" typeface="Microsoft Yi Baiti"/>
+        <a:font script="Tibt" typeface="Microsoft Himalaya"/>
+        <a:font script="Thaa" typeface="MV Boli"/>
+        <a:font script="Deva" typeface="Mangal"/>
+        <a:font script="Telu" typeface="Gautami"/>
+        <a:font script="Taml" typeface="Latha"/>
+        <a:font script="Syrc" typeface="Estrangelo Edessa"/>
+        <a:font script="Orya" typeface="Kalinga"/>
+        <a:font script="Mlym" typeface="Kartika"/>
+        <a:font script="Laoo" typeface="DokChampa"/>
+        <a:font script="Sinh" typeface="Iskoola Pota"/>
+        <a:font script="Mong" typeface="Mongolian Baiti"/>
+        <a:font script="Viet" typeface="Times New Roman"/>
+        <a:font script="Uigh" typeface="Microsoft Uighur"/>
+        <a:font script="Geor" typeface="Sylfaen"/>
+      </a:majorFont>
+      <a:minorFont>
+        <a:latin typeface="Calibri"/>
+        <a:ea typeface=""/>
+        <a:cs typeface=""/>
+        <a:font script="Jpan" typeface="ＭＳ 明朝"/>
+        <a:font script="Hang" typeface="맑은 고딕"/>
+        <a:font script="Hans" typeface="宋体"/>
+        <a:font script="Hant" typeface="新細明體"/>
+        <a:font script="Arab" typeface="Arial"/>
+        <a:font script="Hebr" typeface="Arial"/>
+        <a:font script="Thai" typeface="Cordia New"/>
+        <a:font script="Ethi" typeface="Nyala"/>
+        <a:font script="Beng" typeface="Vrinda"/>
+        <a:font script="Gujr" typeface="Shruti"/>
+        <a:font script="Khmr" typeface="DaunPenh"/>
+        <a:font script="Knda" typeface="Tunga"/>
+        <a:font script="Guru" typeface="Raavi"/>
+        <a:font script="Cans" typeface="Euphemia"/>
+        <a:font script="Cher" typeface="Plantagenet Cherokee"/>
+        <a:font script="Yiii" typeface="Microsoft Yi Baiti"/>
+        <a:font script="Tibt" typeface="Microsoft Himalaya"/>
+        <a:font script="Thaa" typeface="MV Boli"/>
+        <a:font script="Deva" typeface="Mangal"/>
+        <a:font script="Telu" typeface="Gautami"/>
+        <a:font script="Taml" typeface="Latha"/>
+        <a:font script="Syrc" typeface="Estrangelo Edessa"/>
+        <a:font script="Orya" typeface="Kalinga"/>
+        <a:font script="Mlym" typeface="Kartika"/>
+        <a:font script="Laoo" typeface="DokChampa"/>
+        <a:font script="Sinh" typeface="Iskoola Pota"/>
+        <a:font script="Mong" typeface="Mongolian Baiti"/>
+        <a:font script="Viet" typeface="Arial"/>
+        <a:font script="Uigh" typeface="Microsoft Uighur"/>
+        <a:font script="Geor" typeface="Sylfaen"/>
+      </a:minorFont>
+    </a:fontScheme>
+    <a:fmtScheme name="Office">
+      <a:fillStyleLst>
+        <a:solidFill>
+          <a:schemeClr val="phClr"/>
+        </a:solidFill>
+        <a:gradFill rotWithShape="1">
+          <a:gsLst>
+            <a:gs pos="0">
+              <a:schemeClr val="phClr">
+                <a:tint val="50000"/>
+                <a:satMod val="300000"/>
+              </a:schemeClr>
+            </a:gs>
+            <a:gs pos="35000">
+              <a:schemeClr val="phClr">
+                <a:tint val="37000"/>
+                <a:satMod val="300000"/>
+              </a:schemeClr>
+            </a:gs>
+            <a:gs pos="100000">
+              <a:schemeClr val="phClr">
+                <a:tint val="15000"/>
+                <a:satMod val="350000"/>
+              </a:schemeClr>
+            </a:gs>
+          </a:gsLst>
+          <a:lin ang="16200000" scaled="1"/>
+        </a:gradFill>
+        <a:gradFill rotWithShape="1">
+          <a:gsLst>
+            <a:gs pos="0">
+              <a:schemeClr val="phClr">
+                <a:shade val="51000"/>
+                <a:satMod val="130000"/>
+              </a:schemeClr>
+            </a:gs>
+            <a:gs pos="80000">
+              <a:schemeClr val="phClr">
+                <a:shade val="93000"/>
+                <a:satMod val="130000"/>
+              </a:schemeClr>
+            </a:gs>
+            <a:gs pos="100000">
+              <a:schemeClr val="phClr">
+                <a:shade val="94000"/>
+                <a:satMod val="135000"/>
+              </a:schemeClr>
+            </a:gs>
+          </a:gsLst>
+          <a:lin ang="16200000" scaled="0"/>
+        </a:gradFill>
+      </a:fillStyleLst>
+      <a:lnStyleLst>
+        <a:ln w="9525" cap="flat" cmpd="sng" algn="ctr">
+          <a:solidFill>
+            <a:schemeClr val="phClr">
+              <a:shade val="95000"/>
+              <a:satMod val="105000"/>
+            </a:schemeClr>
+          </a:solidFill>
+          <a:prstDash val="solid"/>
+        </a:ln>
+        <a:ln w="25400" cap="flat" cmpd="sng" algn="ctr">
+          <a:solidFill>
+            <a:schemeClr val="phClr"/>
+          </a:solidFill>
+          <a:prstDash val="solid"/>
+        </a:ln>
+        <a:ln w="38100" cap="flat" cmpd="sng" algn="ctr">
+          <a:solidFill>
+            <a:schemeClr val="phClr"/>
+          </a:solidFill>
+          <a:prstDash val="solid"/>
+        </a:ln>
+      </a:lnStyleLst>
+      <a:effectStyleLst>
+        <a:effectStyle>
+          <a:effectLst>
+            <a:outerShdw blurRad="40000" dist="20000" dir="5400000" rotWithShape="0">
+              <a:srgbClr val="000000">
+                <a:alpha val="38000"/>
+              </a:srgbClr>
+            </a:outerShdw>
+          </a:effectLst>
+        </a:effectStyle>
+        <a:effectStyle>
+          <a:effectLst>
+            <a:outerShdw blurRad="40000" dist="23000" dir="5400000" rotWithShape="0">
+              <a:srgbClr val="000000">
+                <a:alpha val="35000"/>
+              </a:srgbClr>
+            </a:outerShdw>
+          </a:effectLst>
+        </a:effectStyle>
+        <a:effectStyle>
+          <a:effectLst>
+            <a:outerShdw blurRad="40000" dist="23000" dir="5400000" rotWithShape="0">
+              <a:srgbClr val="000000">
+                <a:alpha val="35000"/>
+              </a:srgbClr>
+            </a:outerShdw>
+          </a:effectLst>
+          <a:scene3d>
+            <a:camera prst="orthographicFront">
+              <a:rot lat="0" lon="0" rev="0"/>
+            </a:camera>
+            <a:lightRig rig="threePt" dir="t">
+              <a:rot lat="0" lon="0" rev="1200000"/>
+            </a:lightRig>
+          </a:scene3d>
+          <a:sp3d>
+            <a:bevelT w="63500" h="25400"/>
+          </a:sp3d>
+        </a:effectStyle>
+      </a:effectStyleLst>
+      <a:bgFillStyleLst>
+        <a:solidFill>
+          <a:schemeClr val="phClr"/>
+        </a:solidFill>
+        <a:gradFill rotWithShape="1">
+          <a:gsLst>
+            <a:gs pos="0">
+              <a:schemeClr val="phClr">
+                <a:tint val="40000"/>
+                <a:satMod val="350000"/>
+              </a:schemeClr>
+            </a:gs>
+            <a:gs pos="40000">
+              <a:schemeClr val="phClr">
+                <a:tint val="45000"/>
+                <a:satMod val="350000"/>
+                <a:shade val="99000"/>
+              </a:schemeClr>
+            </a:gs>
+            <a:gs pos="100000">
+              <a:schemeClr val="phClr">
+                <a:shade val="20000"/>
+                <a:satMod val="255000"/>
+              </a:schemeClr>
+            </a:gs>
+          </a:gsLst>
+          <a:path path="circle">
+            <a:fillToRect l="50000" t="-80000" r="50000" b="180000"/>
+          </a:path>
+        </a:gradFill>
+        <a:gradFill rotWithShape="1">
+          <a:gsLst>
+            <a:gs pos="0">
+              <a:schemeClr val="phClr">
+                <a:tint val="80000"/>
+                <a:satMod val="300000"/>
+              </a:schemeClr>
+            </a:gs>
+            <a:gs pos="100000">
+              <a:schemeClr val="phClr">
+                <a:shade val="30000"/>
+                <a:satMod val="200000"/>
+              </a:schemeClr>
+            </a:gs>
+          </a:gsLst>
+          <a:path path="circle">
+            <a:fillToRect l="50000" t="50000" r="50000" b="50000"/>
+          </a:path>
+        </a:gradFill>
+      </a:bgFillStyleLst>
+    </a:fmtScheme>
+  </a:themeElements>
+  <a:objectDefaults/>
+</a:theme>
 </file>